--- a/sharp/1 Знакомство.docx
+++ b/sharp/1 Знакомство.docx
@@ -343,23 +343,7 @@
           <w:sz w:val="28"/>
           <w:szCs w:val="28"/>
         </w:rPr>
-        <w:t xml:space="preserve"> и других языков программирования. Достаточно часто использ</w:t>
-      </w:r>
-      <w:r>
-        <w:rPr>
-          <w:rFonts w:ascii="Times New Roman" w:hAnsi="Times New Roman"/>
-          <w:sz w:val="28"/>
-          <w:szCs w:val="28"/>
-        </w:rPr>
-        <w:t>у</w:t>
-      </w:r>
-      <w:r>
-        <w:rPr>
-          <w:rFonts w:ascii="Times New Roman" w:hAnsi="Times New Roman"/>
-          <w:sz w:val="28"/>
-          <w:szCs w:val="28"/>
-        </w:rPr>
-        <w:t>ется как альтернатива</w:t>
+        <w:t xml:space="preserve"> и других языков программирования. Достаточно часто используется как альтернатива</w:t>
       </w:r>
       <w:r>
         <w:rPr>
@@ -463,55 +447,7 @@
           <w:sz w:val="28"/>
           <w:szCs w:val="28"/>
         </w:rPr>
-        <w:t>, кот</w:t>
-      </w:r>
-      <w:r>
-        <w:rPr>
-          <w:rFonts w:ascii="Times New Roman" w:hAnsi="Times New Roman"/>
-          <w:sz w:val="28"/>
-          <w:szCs w:val="28"/>
-        </w:rPr>
-        <w:t>о</w:t>
-      </w:r>
-      <w:r>
-        <w:rPr>
-          <w:rFonts w:ascii="Times New Roman" w:hAnsi="Times New Roman"/>
-          <w:sz w:val="28"/>
-          <w:szCs w:val="28"/>
-        </w:rPr>
-        <w:t>рая помогает разработчикам создавать программы на C# и других яз</w:t>
-      </w:r>
-      <w:r>
-        <w:rPr>
-          <w:rFonts w:ascii="Times New Roman" w:hAnsi="Times New Roman"/>
-          <w:sz w:val="28"/>
-          <w:szCs w:val="28"/>
-        </w:rPr>
-        <w:t>ы</w:t>
-      </w:r>
-      <w:r>
-        <w:rPr>
-          <w:rFonts w:ascii="Times New Roman" w:hAnsi="Times New Roman"/>
-          <w:sz w:val="28"/>
-          <w:szCs w:val="28"/>
-        </w:rPr>
-        <w:t>ках. Она предоставляет готовые инструменты и библиотеки, чтобы у</w:t>
-      </w:r>
-      <w:r>
-        <w:rPr>
-          <w:rFonts w:ascii="Times New Roman" w:hAnsi="Times New Roman"/>
-          <w:sz w:val="28"/>
-          <w:szCs w:val="28"/>
-        </w:rPr>
-        <w:t>п</w:t>
-      </w:r>
-      <w:r>
-        <w:rPr>
-          <w:rFonts w:ascii="Times New Roman" w:hAnsi="Times New Roman"/>
-          <w:sz w:val="28"/>
-          <w:szCs w:val="28"/>
-        </w:rPr>
-        <w:t>ростить процесс разработки. Например, благодаря .NET можно легко работать с данными в различных форматах (файловых, базах данных и пр.), сетью, графикой и многим другим.</w:t>
+        <w:t>, которая помогает разработчикам создавать программы на C# и других языках. Она предоставляет готовые инструменты и библиотеки, чтобы упростить процесс разработки. Например, благодаря .NET можно легко работать с данными в различных форматах (файловых, базах данных и пр.), сетью, графикой и многим другим.</w:t>
       </w:r>
     </w:p>
     <w:p>
@@ -779,23 +715,7 @@
           <w:sz w:val="28"/>
           <w:szCs w:val="28"/>
         </w:rPr>
-        <w:t>Кроме того, что эта среда разработки совершенно бесплатна, сл</w:t>
-      </w:r>
-      <w:r>
-        <w:rPr>
-          <w:rFonts w:ascii="Times New Roman" w:hAnsi="Times New Roman"/>
-          <w:sz w:val="28"/>
-          <w:szCs w:val="28"/>
-        </w:rPr>
-        <w:t>е</w:t>
-      </w:r>
-      <w:r>
-        <w:rPr>
-          <w:rFonts w:ascii="Times New Roman" w:hAnsi="Times New Roman"/>
-          <w:sz w:val="28"/>
-          <w:szCs w:val="28"/>
-        </w:rPr>
-        <w:t>дует отметить то, что она целиком создана на языке C#.</w:t>
+        <w:t>Кроме того, что эта среда разработки совершенно бесплатна, следует отметить то, что она целиком создана на языке C#.</w:t>
       </w:r>
     </w:p>
     <w:p>
@@ -855,23 +775,7 @@
           <w:sz w:val="28"/>
           <w:szCs w:val="28"/>
         </w:rPr>
-        <w:t>появляется стартовая страница со сп</w:t>
-      </w:r>
-      <w:r>
-        <w:rPr>
-          <w:rFonts w:ascii="Times New Roman" w:hAnsi="Times New Roman"/>
-          <w:sz w:val="28"/>
-          <w:szCs w:val="28"/>
-        </w:rPr>
-        <w:t>и</w:t>
-      </w:r>
-      <w:r>
-        <w:rPr>
-          <w:rFonts w:ascii="Times New Roman" w:hAnsi="Times New Roman"/>
-          <w:sz w:val="28"/>
-          <w:szCs w:val="28"/>
-        </w:rPr>
-        <w:t>ском последних проектов, а также командами «</w:t>
+        <w:t>появляется стартовая страница со списком последних проектов, а также командами «</w:t>
       </w:r>
       <w:r>
         <w:rPr>
@@ -924,23 +828,7 @@
           <w:sz w:val="28"/>
           <w:szCs w:val="28"/>
         </w:rPr>
-        <w:t>. Для выполнения заданий по курсу нам понадоби</w:t>
-      </w:r>
-      <w:r>
-        <w:rPr>
-          <w:rFonts w:ascii="Times New Roman" w:hAnsi="Times New Roman"/>
-          <w:sz w:val="28"/>
-          <w:szCs w:val="28"/>
-        </w:rPr>
-        <w:t>т</w:t>
-      </w:r>
-      <w:r>
-        <w:rPr>
-          <w:rFonts w:ascii="Times New Roman" w:hAnsi="Times New Roman"/>
-          <w:sz w:val="28"/>
-          <w:szCs w:val="28"/>
-        </w:rPr>
-        <w:t xml:space="preserve">ся </w:t>
+        <w:t xml:space="preserve">. Для выполнения заданий по курсу нам понадобится </w:t>
       </w:r>
       <w:r>
         <w:rPr>
@@ -1040,23 +928,7 @@
           <w:sz w:val="28"/>
           <w:szCs w:val="28"/>
         </w:rPr>
-        <w:t xml:space="preserve"> – этот тип проекта позволяет со</w:t>
-      </w:r>
-      <w:r>
-        <w:rPr>
-          <w:rFonts w:ascii="Times New Roman" w:hAnsi="Times New Roman"/>
-          <w:sz w:val="28"/>
-          <w:szCs w:val="28"/>
-        </w:rPr>
-        <w:t>з</w:t>
-      </w:r>
-      <w:r>
-        <w:rPr>
-          <w:rFonts w:ascii="Times New Roman" w:hAnsi="Times New Roman"/>
-          <w:sz w:val="28"/>
-          <w:szCs w:val="28"/>
-        </w:rPr>
-        <w:t>дать полноценное приложение с окнами и элементами управления (кнопками, полями ввода и пр.).</w:t>
+        <w:t xml:space="preserve"> – этот тип проекта позволяет создать полноценное приложение с окнами и элементами управления (кнопками, полями ввода и пр.).</w:t>
       </w:r>
     </w:p>
     <w:p>
@@ -1076,23 +948,7 @@
           <w:sz w:val="28"/>
           <w:szCs w:val="28"/>
         </w:rPr>
-        <w:t>2) Консольное приложение – в этом типе проекта окно предста</w:t>
-      </w:r>
-      <w:r>
-        <w:rPr>
-          <w:rFonts w:ascii="Times New Roman" w:hAnsi="Times New Roman"/>
-          <w:sz w:val="28"/>
-          <w:szCs w:val="28"/>
-        </w:rPr>
-        <w:t>в</w:t>
-      </w:r>
-      <w:r>
-        <w:rPr>
-          <w:rFonts w:ascii="Times New Roman" w:hAnsi="Times New Roman"/>
-          <w:sz w:val="28"/>
-          <w:szCs w:val="28"/>
-        </w:rPr>
-        <w:t>ляет собой текстовую консоль, в которую приложение может выводить тексты или ожидать ввода информации пользователя.</w:t>
+        <w:t>2) Консольное приложение – в этом типе проекта окно представляет собой текстовую консоль, в которую приложение может выводить тексты или ожидать ввода информации пользователя.</w:t>
       </w:r>
     </w:p>
     <w:p>
@@ -1237,23 +1093,7 @@
           <w:sz w:val="28"/>
           <w:szCs w:val="28"/>
         </w:rPr>
-        <w:t>Консольное приложение включает окно текста программы, кот</w:t>
-      </w:r>
-      <w:r>
-        <w:rPr>
-          <w:rFonts w:ascii="Times New Roman" w:hAnsi="Times New Roman"/>
-          <w:sz w:val="28"/>
-          <w:szCs w:val="28"/>
-        </w:rPr>
-        <w:t>о</w:t>
-      </w:r>
-      <w:r>
-        <w:rPr>
-          <w:rFonts w:ascii="Times New Roman" w:hAnsi="Times New Roman"/>
-          <w:sz w:val="28"/>
-          <w:szCs w:val="28"/>
-        </w:rPr>
-        <w:t xml:space="preserve">рое предназначено для просмотра, написания и редактирования кода. Кнопки компиляции написанной программы располагаются в верхней панели (рисунок </w:t>
+        <w:t xml:space="preserve">Консольное приложение включает окно текста программы, которое предназначено для просмотра, написания и редактирования кода. Кнопки компиляции написанной программы располагаются в верхней панели (рисунок </w:t>
       </w:r>
       <w:r>
         <w:rPr>
@@ -1400,21 +1240,7 @@
           <w:rFonts w:ascii="Times New Roman" w:hAnsi="Times New Roman"/>
           <w:sz w:val="28"/>
         </w:rPr>
-        <w:t xml:space="preserve"> – это технология создания графических пользов</w:t>
-      </w:r>
-      <w:r>
-        <w:rPr>
-          <w:rFonts w:ascii="Times New Roman" w:hAnsi="Times New Roman"/>
-          <w:sz w:val="28"/>
-        </w:rPr>
-        <w:t>а</w:t>
-      </w:r>
-      <w:r>
-        <w:rPr>
-          <w:rFonts w:ascii="Times New Roman" w:hAnsi="Times New Roman"/>
-          <w:sz w:val="28"/>
-        </w:rPr>
-        <w:t xml:space="preserve">тельских интерфейсов (GUI) для приложений на платформе .NET </w:t>
+        <w:t xml:space="preserve"> – это технология создания графических пользовательских интерфейсов (GUI) для приложений на платформе .NET </w:t>
       </w:r>
       <w:proofErr w:type="spellStart"/>
       <w:r>
@@ -1430,21 +1256,7 @@
           <w:rFonts w:ascii="Times New Roman" w:hAnsi="Times New Roman"/>
           <w:sz w:val="28"/>
         </w:rPr>
-        <w:t xml:space="preserve"> с использованием языка программирования C#. Эта технол</w:t>
-      </w:r>
-      <w:r>
-        <w:rPr>
-          <w:rFonts w:ascii="Times New Roman" w:hAnsi="Times New Roman"/>
-          <w:sz w:val="28"/>
-        </w:rPr>
-        <w:t>о</w:t>
-      </w:r>
-      <w:r>
-        <w:rPr>
-          <w:rFonts w:ascii="Times New Roman" w:hAnsi="Times New Roman"/>
-          <w:sz w:val="28"/>
-        </w:rPr>
-        <w:t>гия позволяет создавать приложения с использованием визуального конструктора форм.</w:t>
+        <w:t xml:space="preserve"> с использованием языка программирования C#. Эта технология позволяет создавать приложения с использованием визуального конструктора форм.</w:t>
       </w:r>
     </w:p>
     <w:p>
@@ -1563,35 +1375,7 @@
           <w:rFonts w:ascii="Times New Roman" w:hAnsi="Times New Roman"/>
           <w:sz w:val="28"/>
         </w:rPr>
-        <w:t>) – это визуальные компоненты, которые составляют графический интерфейс пользователя. Они позв</w:t>
-      </w:r>
-      <w:r>
-        <w:rPr>
-          <w:rFonts w:ascii="Times New Roman" w:hAnsi="Times New Roman"/>
-          <w:sz w:val="28"/>
-        </w:rPr>
-        <w:t>о</w:t>
-      </w:r>
-      <w:r>
-        <w:rPr>
-          <w:rFonts w:ascii="Times New Roman" w:hAnsi="Times New Roman"/>
-          <w:sz w:val="28"/>
-        </w:rPr>
-        <w:t>ляют взаимодействовать с пользователем, получать от него данные и использовать их в программе  (например, кнопки, текстовые поля, сп</w:t>
-      </w:r>
-      <w:r>
-        <w:rPr>
-          <w:rFonts w:ascii="Times New Roman" w:hAnsi="Times New Roman"/>
-          <w:sz w:val="28"/>
-        </w:rPr>
-        <w:t>и</w:t>
-      </w:r>
-      <w:r>
-        <w:rPr>
-          <w:rFonts w:ascii="Times New Roman" w:hAnsi="Times New Roman"/>
-          <w:sz w:val="28"/>
-        </w:rPr>
-        <w:t>ски и т. д.).</w:t>
+        <w:t>) – это визуальные компоненты, которые составляют графический интерфейс пользователя. Они позволяют взаимодействовать с пользователем, получать от него данные и использовать их в программе  (например, кнопки, текстовые поля, списки и т. д.).</w:t>
       </w:r>
     </w:p>
     <w:p>
@@ -1625,21 +1409,7 @@
           <w:rFonts w:ascii="Times New Roman" w:hAnsi="Times New Roman"/>
           <w:sz w:val="28"/>
         </w:rPr>
-        <w:t>) – действия, происходящие при взаимодейс</w:t>
-      </w:r>
-      <w:r>
-        <w:rPr>
-          <w:rFonts w:ascii="Times New Roman" w:hAnsi="Times New Roman"/>
-          <w:sz w:val="28"/>
-        </w:rPr>
-        <w:t>т</w:t>
-      </w:r>
-      <w:r>
-        <w:rPr>
-          <w:rFonts w:ascii="Times New Roman" w:hAnsi="Times New Roman"/>
-          <w:sz w:val="28"/>
-        </w:rPr>
-        <w:t>вии пользователя с элементами управления. Например, нажатие кнопки или изменение значения текстового поля.</w:t>
+        <w:t>) – действия, происходящие при взаимодействии пользователя с элементами управления. Например, нажатие кнопки или изменение значения текстового поля.</w:t>
       </w:r>
     </w:p>
     <w:p>
@@ -1657,21 +1427,7 @@
           <w:rFonts w:ascii="Times New Roman" w:hAnsi="Times New Roman"/>
           <w:sz w:val="28"/>
         </w:rPr>
-        <w:t>4) Обработчики событий – код, который выполняется при возни</w:t>
-      </w:r>
-      <w:r>
-        <w:rPr>
-          <w:rFonts w:ascii="Times New Roman" w:hAnsi="Times New Roman"/>
-          <w:sz w:val="28"/>
-        </w:rPr>
-        <w:t>к</w:t>
-      </w:r>
-      <w:r>
-        <w:rPr>
-          <w:rFonts w:ascii="Times New Roman" w:hAnsi="Times New Roman"/>
-          <w:sz w:val="28"/>
-        </w:rPr>
-        <w:t>новении события.</w:t>
+        <w:t>4) Обработчики событий – код, который выполняется при возникновении события.</w:t>
       </w:r>
     </w:p>
     <w:p>
@@ -1717,39 +1473,7 @@
           <w:sz w:val="28"/>
           <w:szCs w:val="28"/>
         </w:rPr>
-        <w:t xml:space="preserve"> приложение сложнее по своей структуре и сост</w:t>
-      </w:r>
-      <w:r>
-        <w:rPr>
-          <w:rFonts w:ascii="Times New Roman" w:hAnsi="Times New Roman"/>
-          <w:sz w:val="28"/>
-          <w:szCs w:val="28"/>
-        </w:rPr>
-        <w:t>о</w:t>
-      </w:r>
-      <w:r>
-        <w:rPr>
-          <w:rFonts w:ascii="Times New Roman" w:hAnsi="Times New Roman"/>
-          <w:sz w:val="28"/>
-          <w:szCs w:val="28"/>
-        </w:rPr>
-        <w:t>ит из нескольких ключевых областей. Прежде всего в нижней части появились две вкладки: «Исходный код» и «Дизайнер». На первой вкладке также, как и в консольном приложении, осуществляется пр</w:t>
-      </w:r>
-      <w:r>
-        <w:rPr>
-          <w:rFonts w:ascii="Times New Roman" w:hAnsi="Times New Roman"/>
-          <w:sz w:val="28"/>
-          <w:szCs w:val="28"/>
-        </w:rPr>
-        <w:t>о</w:t>
-      </w:r>
-      <w:r>
-        <w:rPr>
-          <w:rFonts w:ascii="Times New Roman" w:hAnsi="Times New Roman"/>
-          <w:sz w:val="28"/>
-          <w:szCs w:val="28"/>
-        </w:rPr>
-        <w:t>смотр, написание и редактирование кода.</w:t>
+        <w:t xml:space="preserve"> приложение сложнее по своей структуре и состоит из нескольких ключевых областей. Прежде всего в нижней части появились две вкладки: «Исходный код» и «Дизайнер». На первой вкладке также, как и в консольном приложении, осуществляется просмотр, написание и редактирование кода.</w:t>
       </w:r>
     </w:p>
     <w:p>
@@ -1769,39 +1493,7 @@
           <w:sz w:val="28"/>
           <w:szCs w:val="28"/>
         </w:rPr>
-        <w:t>На вкладке дизайнер размещены форма для создания графическ</w:t>
-      </w:r>
-      <w:r>
-        <w:rPr>
-          <w:rFonts w:ascii="Times New Roman" w:hAnsi="Times New Roman"/>
-          <w:sz w:val="28"/>
-          <w:szCs w:val="28"/>
-        </w:rPr>
-        <w:t>о</w:t>
-      </w:r>
-      <w:r>
-        <w:rPr>
-          <w:rFonts w:ascii="Times New Roman" w:hAnsi="Times New Roman"/>
-          <w:sz w:val="28"/>
-          <w:szCs w:val="28"/>
-        </w:rPr>
-        <w:t>го интерфейса. Слева от нее располагается панель элементов (все эл</w:t>
-      </w:r>
-      <w:r>
-        <w:rPr>
-          <w:rFonts w:ascii="Times New Roman" w:hAnsi="Times New Roman"/>
-          <w:sz w:val="28"/>
-          <w:szCs w:val="28"/>
-        </w:rPr>
-        <w:t>е</w:t>
-      </w:r>
-      <w:r>
-        <w:rPr>
-          <w:rFonts w:ascii="Times New Roman" w:hAnsi="Times New Roman"/>
-          <w:sz w:val="28"/>
-          <w:szCs w:val="28"/>
-        </w:rPr>
-        <w:t xml:space="preserve">менты управления разбиты на логические группы, что облегчает поиск нужных элементов. Если панели нет на экране, ее нужно активировать командой </w:t>
+        <w:t xml:space="preserve">На вкладке дизайнер размещены форма для создания графического интерфейса. Слева от нее располагается панель элементов (все элементы управления разбиты на логические группы, что облегчает поиск нужных элементов. Если панели нет на экране, ее нужно активировать командой </w:t>
       </w:r>
       <w:r>
         <w:rPr>
@@ -1836,23 +1528,7 @@
           <w:sz w:val="28"/>
           <w:szCs w:val="28"/>
         </w:rPr>
-        <w:t>). Еще один важный объект, расположе</w:t>
-      </w:r>
-      <w:r>
-        <w:rPr>
-          <w:rFonts w:ascii="Times New Roman" w:hAnsi="Times New Roman"/>
-          <w:sz w:val="28"/>
-          <w:szCs w:val="28"/>
-        </w:rPr>
-        <w:t>н</w:t>
-      </w:r>
-      <w:r>
-        <w:rPr>
-          <w:rFonts w:ascii="Times New Roman" w:hAnsi="Times New Roman"/>
-          <w:sz w:val="28"/>
-          <w:szCs w:val="28"/>
-        </w:rPr>
-        <w:t xml:space="preserve">ный в правой части программы – окно свойств, в котором приведены все основные свойства выделенного элемента управления или окна. Все перечисленные элементы представлены на рисунке </w:t>
+        <w:t xml:space="preserve">). Еще один важный объект, расположенный в правой части программы – окно свойств, в котором приведены все основные свойства выделенного элемента управления или окна. Все перечисленные элементы представлены на рисунке </w:t>
       </w:r>
       <w:r>
         <w:rPr>
@@ -1977,23 +1653,7 @@
           <w:szCs w:val="28"/>
         </w:rPr>
         <w:lastRenderedPageBreak/>
-        <w:t>Для размещения элементов управления на форме щелкните на нужный элемент управления, а затем щелкните в нужном месте формы – элемент появится на форме. Элемент можно перемещать по форме, схватившись за него левой кнопкой мыши. Если элемент управления позволяет изменять размеры, то на соответствующих его сторонах по</w:t>
-      </w:r>
-      <w:r>
-        <w:rPr>
-          <w:rFonts w:ascii="Times New Roman" w:hAnsi="Times New Roman"/>
-          <w:sz w:val="28"/>
-          <w:szCs w:val="28"/>
-        </w:rPr>
-        <w:t>я</w:t>
-      </w:r>
-      <w:r>
-        <w:rPr>
-          <w:rFonts w:ascii="Times New Roman" w:hAnsi="Times New Roman"/>
-          <w:sz w:val="28"/>
-          <w:szCs w:val="28"/>
-        </w:rPr>
-        <w:t>вятся белые кружки, ухватившись за которые можно изменить размер. Для написания обработчика элемента управления дважды щелкните на нужный элемент – на экране появится заготовка для кода обработки (рисунок 1.4).</w:t>
+        <w:t>Для размещения элементов управления на форме щелкните на нужный элемент управления, а затем щелкните в нужном месте формы – элемент появится на форме. Элемент можно перемещать по форме, схватившись за него левой кнопкой мыши. Если элемент управления позволяет изменять размеры, то на соответствующих его сторонах появятся белые кружки, ухватившись за которые можно изменить размер. Для написания обработчика элемента управления дважды щелкните на нужный элемент – на экране появится заготовка для кода обработки (рисунок 1.4).</w:t>
       </w:r>
     </w:p>
     <w:p>
@@ -2178,23 +1838,7 @@
           <w:sz w:val="28"/>
           <w:szCs w:val="28"/>
         </w:rPr>
-        <w:t xml:space="preserve"> С#. Вычислить значение выр</w:t>
-      </w:r>
-      <w:r>
-        <w:rPr>
-          <w:rFonts w:ascii="Times New Roman" w:hAnsi="Times New Roman" w:cs="Times New Roman"/>
-          <w:sz w:val="28"/>
-          <w:szCs w:val="28"/>
-        </w:rPr>
-        <w:t>а</w:t>
-      </w:r>
-      <w:r>
-        <w:rPr>
-          <w:rFonts w:ascii="Times New Roman" w:hAnsi="Times New Roman" w:cs="Times New Roman"/>
-          <w:sz w:val="28"/>
-          <w:szCs w:val="28"/>
-        </w:rPr>
-        <w:t xml:space="preserve">жения при введенных </w:t>
+        <w:t xml:space="preserve"> С#. Вычислить значение выражения при введенных </w:t>
       </w:r>
       <w:r>
         <w:rPr>
@@ -2285,7 +1929,7 @@
                 <v:shape id="_x0000_i1025" type="#_x0000_t75" style="width:148.5pt;height:54pt" o:ole="">
                   <v:imagedata r:id="rId9" o:title=""/>
                 </v:shape>
-                <o:OLEObject Type="Embed" ProgID="PBrush" ShapeID="_x0000_i1025" DrawAspect="Content" ObjectID="_1833457669" r:id="rId10"/>
+                <o:OLEObject Type="Embed" ProgID="PBrush" ShapeID="_x0000_i1025" DrawAspect="Content" ObjectID="_1834842546" r:id="rId10"/>
               </w:object>
             </w:r>
           </w:p>
@@ -2331,7 +1975,7 @@
                 <v:shape id="_x0000_i1026" type="#_x0000_t75" style="width:135pt;height:57pt" o:ole="">
                   <v:imagedata r:id="rId11" o:title=""/>
                 </v:shape>
-                <o:OLEObject Type="Embed" ProgID="PBrush" ShapeID="_x0000_i1026" DrawAspect="Content" ObjectID="_1833457670" r:id="rId12"/>
+                <o:OLEObject Type="Embed" ProgID="PBrush" ShapeID="_x0000_i1026" DrawAspect="Content" ObjectID="_1834842547" r:id="rId12"/>
               </w:object>
             </w:r>
           </w:p>
@@ -2378,7 +2022,7 @@
                 <v:shape id="_x0000_i1027" type="#_x0000_t75" style="width:139.5pt;height:54pt" o:ole="">
                   <v:imagedata r:id="rId13" o:title=""/>
                 </v:shape>
-                <o:OLEObject Type="Embed" ProgID="PBrush" ShapeID="_x0000_i1027" DrawAspect="Content" ObjectID="_1833457671" r:id="rId14"/>
+                <o:OLEObject Type="Embed" ProgID="PBrush" ShapeID="_x0000_i1027" DrawAspect="Content" ObjectID="_1834842548" r:id="rId14"/>
               </w:object>
             </w:r>
           </w:p>
@@ -2434,7 +2078,7 @@
                 <v:shape id="_x0000_i1028" type="#_x0000_t75" style="width:150pt;height:48pt" o:ole="">
                   <v:imagedata r:id="rId15" o:title=""/>
                 </v:shape>
-                <o:OLEObject Type="Embed" ProgID="PBrush" ShapeID="_x0000_i1028" DrawAspect="Content" ObjectID="_1833457672" r:id="rId16"/>
+                <o:OLEObject Type="Embed" ProgID="PBrush" ShapeID="_x0000_i1028" DrawAspect="Content" ObjectID="_1834842549" r:id="rId16"/>
               </w:object>
             </w:r>
           </w:p>
@@ -2481,7 +2125,7 @@
                 <v:shape id="_x0000_i1029" type="#_x0000_t75" style="width:148.5pt;height:58.5pt" o:ole="">
                   <v:imagedata r:id="rId17" o:title=""/>
                 </v:shape>
-                <o:OLEObject Type="Embed" ProgID="PBrush" ShapeID="_x0000_i1029" DrawAspect="Content" ObjectID="_1833457673" r:id="rId18"/>
+                <o:OLEObject Type="Embed" ProgID="PBrush" ShapeID="_x0000_i1029" DrawAspect="Content" ObjectID="_1834842550" r:id="rId18"/>
               </w:object>
             </w:r>
           </w:p>
@@ -2537,7 +2181,7 @@
                 <v:shape id="_x0000_i1030" type="#_x0000_t75" style="width:64.5pt;height:64.5pt" o:ole="">
                   <v:imagedata r:id="rId19" o:title=""/>
                 </v:shape>
-                <o:OLEObject Type="Embed" ProgID="PBrush" ShapeID="_x0000_i1030" DrawAspect="Content" ObjectID="_1833457674" r:id="rId20"/>
+                <o:OLEObject Type="Embed" ProgID="PBrush" ShapeID="_x0000_i1030" DrawAspect="Content" ObjectID="_1834842551" r:id="rId20"/>
               </w:object>
             </w:r>
           </w:p>
@@ -2585,7 +2229,7 @@
                 <v:shape id="_x0000_i1031" type="#_x0000_t75" style="width:111pt;height:43.5pt" o:ole="">
                   <v:imagedata r:id="rId21" o:title=""/>
                 </v:shape>
-                <o:OLEObject Type="Embed" ProgID="PBrush" ShapeID="_x0000_i1031" DrawAspect="Content" ObjectID="_1833457675" r:id="rId22"/>
+                <o:OLEObject Type="Embed" ProgID="PBrush" ShapeID="_x0000_i1031" DrawAspect="Content" ObjectID="_1834842552" r:id="rId22"/>
               </w:object>
             </w:r>
           </w:p>
@@ -2622,7 +2266,7 @@
                 <v:shape id="_x0000_i1032" type="#_x0000_t75" style="width:147pt;height:40.5pt" o:ole="">
                   <v:imagedata r:id="rId23" o:title=""/>
                 </v:shape>
-                <o:OLEObject Type="Embed" ProgID="PBrush" ShapeID="_x0000_i1032" DrawAspect="Content" ObjectID="_1833457676" r:id="rId24"/>
+                <o:OLEObject Type="Embed" ProgID="PBrush" ShapeID="_x0000_i1032" DrawAspect="Content" ObjectID="_1834842553" r:id="rId24"/>
               </w:object>
             </w:r>
           </w:p>
@@ -2669,7 +2313,7 @@
                 <v:shape id="_x0000_i1033" type="#_x0000_t75" style="width:154.5pt;height:28.5pt" o:ole="">
                   <v:imagedata r:id="rId25" o:title=""/>
                 </v:shape>
-                <o:OLEObject Type="Embed" ProgID="PBrush" ShapeID="_x0000_i1033" DrawAspect="Content" ObjectID="_1833457677" r:id="rId26"/>
+                <o:OLEObject Type="Embed" ProgID="PBrush" ShapeID="_x0000_i1033" DrawAspect="Content" ObjectID="_1834842554" r:id="rId26"/>
               </w:object>
             </w:r>
           </w:p>
@@ -2706,7 +2350,7 @@
                 <v:shape id="_x0000_i1034" type="#_x0000_t75" style="width:136.5pt;height:36pt" o:ole="">
                   <v:imagedata r:id="rId27" o:title=""/>
                 </v:shape>
-                <o:OLEObject Type="Embed" ProgID="PBrush" ShapeID="_x0000_i1034" DrawAspect="Content" ObjectID="_1833457678" r:id="rId28"/>
+                <o:OLEObject Type="Embed" ProgID="PBrush" ShapeID="_x0000_i1034" DrawAspect="Content" ObjectID="_1834842555" r:id="rId28"/>
               </w:object>
             </w:r>
           </w:p>
@@ -2867,23 +2511,7 @@
           <w:sz w:val="28"/>
           <w:szCs w:val="28"/>
         </w:rPr>
-        <w:t>Создать проект Windows-приложение. Разместить в рабочей о</w:t>
-      </w:r>
-      <w:r>
-        <w:rPr>
-          <w:rFonts w:ascii="Times New Roman" w:hAnsi="Times New Roman" w:cs="Times New Roman"/>
-          <w:sz w:val="28"/>
-          <w:szCs w:val="28"/>
-        </w:rPr>
-        <w:t>б</w:t>
-      </w:r>
-      <w:r>
-        <w:rPr>
-          <w:rFonts w:ascii="Times New Roman" w:hAnsi="Times New Roman" w:cs="Times New Roman"/>
-          <w:sz w:val="28"/>
-          <w:szCs w:val="28"/>
-        </w:rPr>
-        <w:t xml:space="preserve">ласти (Дизайнер) кнопку Button1 и текстовое поле textBox1. Кроме того, необходимо добавить надпись (label1), в свойстве </w:t>
+        <w:t xml:space="preserve">Создать проект Windows-приложение. Разместить в рабочей области (Дизайнер) кнопку Button1 и текстовое поле textBox1. Кроме того, необходимо добавить надпись (label1), в свойстве </w:t>
       </w:r>
       <w:proofErr w:type="spellStart"/>
       <w:r>
@@ -2921,39 +2549,7 @@
           <w:sz w:val="28"/>
           <w:szCs w:val="28"/>
         </w:rPr>
-        <w:t>Необходимо, чтобы при нажатии на кнопку в текстовом поле (textBox1) появлялось сообщение «Нажата кнопка-тест». Элемент listBox1 является элементом выбора. Этот выбор в данном примере б</w:t>
-      </w:r>
-      <w:r>
-        <w:rPr>
-          <w:rFonts w:ascii="Times New Roman" w:hAnsi="Times New Roman" w:cs="Times New Roman"/>
-          <w:sz w:val="28"/>
-          <w:szCs w:val="28"/>
-        </w:rPr>
-        <w:t>у</w:t>
-      </w:r>
-      <w:r>
-        <w:rPr>
-          <w:rFonts w:ascii="Times New Roman" w:hAnsi="Times New Roman" w:cs="Times New Roman"/>
-          <w:sz w:val="28"/>
-          <w:szCs w:val="28"/>
-        </w:rPr>
-        <w:t>дет состоять в следующем: при нажатии мыши на любой из этих пун</w:t>
-      </w:r>
-      <w:r>
-        <w:rPr>
-          <w:rFonts w:ascii="Times New Roman" w:hAnsi="Times New Roman" w:cs="Times New Roman"/>
-          <w:sz w:val="28"/>
-          <w:szCs w:val="28"/>
-        </w:rPr>
-        <w:t>к</w:t>
-      </w:r>
-      <w:r>
-        <w:rPr>
-          <w:rFonts w:ascii="Times New Roman" w:hAnsi="Times New Roman" w:cs="Times New Roman"/>
-          <w:sz w:val="28"/>
-          <w:szCs w:val="28"/>
-        </w:rPr>
-        <w:t>тов соответствующий этой строке текст должен появиться в текстовом поле textBox1.</w:t>
+        <w:t>Необходимо, чтобы при нажатии на кнопку в текстовом поле (textBox1) появлялось сообщение «Нажата кнопка-тест». Элемент listBox1 является элементом выбора. Этот выбор в данном примере будет состоять в следующем: при нажатии мыши на любой из этих пунктов соответствующий этой строке текст должен появиться в текстовом поле textBox1.</w:t>
       </w:r>
     </w:p>
     <w:p>
@@ -2991,27 +2587,7 @@
           <w:sz w:val="28"/>
           <w:szCs w:val="28"/>
         </w:rPr>
-        <w:t>два соб</w:t>
-      </w:r>
-      <w:r>
-        <w:rPr>
-          <w:rFonts w:ascii="Times New Roman" w:hAnsi="Times New Roman" w:cs="Times New Roman"/>
-          <w:b/>
-          <w:i/>
-          <w:sz w:val="28"/>
-          <w:szCs w:val="28"/>
-        </w:rPr>
-        <w:t>ы</w:t>
-      </w:r>
-      <w:r>
-        <w:rPr>
-          <w:rFonts w:ascii="Times New Roman" w:hAnsi="Times New Roman" w:cs="Times New Roman"/>
-          <w:b/>
-          <w:i/>
-          <w:sz w:val="28"/>
-          <w:szCs w:val="28"/>
-        </w:rPr>
-        <w:t>тия</w:t>
+        <w:t>два события</w:t>
       </w:r>
       <w:r>
         <w:rPr>
@@ -3078,25 +2654,7 @@
           <w:sz w:val="28"/>
           <w:szCs w:val="28"/>
         </w:rPr>
-        <w:t xml:space="preserve"> в текстовом поле должно п</w:t>
-      </w:r>
-      <w:r>
-        <w:rPr>
-          <w:rFonts w:ascii="Times New Roman" w:hAnsi="Times New Roman" w:cs="Times New Roman"/>
-          <w:i/>
-          <w:sz w:val="28"/>
-          <w:szCs w:val="28"/>
-        </w:rPr>
-        <w:t>о</w:t>
-      </w:r>
-      <w:r>
-        <w:rPr>
-          <w:rFonts w:ascii="Times New Roman" w:hAnsi="Times New Roman" w:cs="Times New Roman"/>
-          <w:i/>
-          <w:sz w:val="28"/>
-          <w:szCs w:val="28"/>
-        </w:rPr>
-        <w:t>являться сообщение «</w:t>
+        <w:t xml:space="preserve"> в текстовом поле должно появляться сообщение «</w:t>
       </w:r>
       <w:r>
         <w:rPr>
@@ -3175,25 +2733,7 @@
           <w:sz w:val="28"/>
           <w:szCs w:val="28"/>
         </w:rPr>
-        <w:t xml:space="preserve"> в текст</w:t>
-      </w:r>
-      <w:r>
-        <w:rPr>
-          <w:rFonts w:ascii="Times New Roman" w:hAnsi="Times New Roman" w:cs="Times New Roman"/>
-          <w:i/>
-          <w:sz w:val="28"/>
-          <w:szCs w:val="28"/>
-        </w:rPr>
-        <w:t>о</w:t>
-      </w:r>
-      <w:r>
-        <w:rPr>
-          <w:rFonts w:ascii="Times New Roman" w:hAnsi="Times New Roman" w:cs="Times New Roman"/>
-          <w:i/>
-          <w:sz w:val="28"/>
-          <w:szCs w:val="28"/>
-        </w:rPr>
-        <w:t xml:space="preserve">вом поле должно появляться сообщение о том, </w:t>
+        <w:t xml:space="preserve"> в текстовом поле должно появляться сообщение о том, </w:t>
       </w:r>
       <w:r>
         <w:rPr>
@@ -3355,6 +2895,16 @@
           <w:szCs w:val="28"/>
           <w:u w:val="single"/>
         </w:rPr>
+        <w:t>*</w:t>
+      </w:r>
+      <w:r>
+        <w:rPr>
+          <w:rFonts w:ascii="Times New Roman" w:hAnsi="Times New Roman" w:cs="Times New Roman"/>
+          <w:b/>
+          <w:sz w:val="28"/>
+          <w:szCs w:val="28"/>
+          <w:u w:val="single"/>
+        </w:rPr>
         <w:t>б)</w:t>
       </w:r>
       <w:r>
@@ -3489,23 +3039,7 @@
           <w:sz w:val="28"/>
           <w:szCs w:val="28"/>
         </w:rPr>
-        <w:t xml:space="preserve"> и ра</w:t>
-      </w:r>
-      <w:r>
-        <w:rPr>
-          <w:rFonts w:ascii="Times New Roman" w:hAnsi="Times New Roman" w:cs="Times New Roman"/>
-          <w:sz w:val="28"/>
-          <w:szCs w:val="28"/>
-        </w:rPr>
-        <w:t>з</w:t>
-      </w:r>
-      <w:r>
-        <w:rPr>
-          <w:rFonts w:ascii="Times New Roman" w:hAnsi="Times New Roman" w:cs="Times New Roman"/>
-          <w:sz w:val="28"/>
-          <w:szCs w:val="28"/>
-        </w:rPr>
-        <w:t xml:space="preserve">местить на нем две </w:t>
+        <w:t xml:space="preserve"> и разместить на нем две </w:t>
       </w:r>
       <w:proofErr w:type="spellStart"/>
       <w:r>
@@ -3602,25 +3136,7 @@
           <w:sz w:val="28"/>
           <w:szCs w:val="28"/>
         </w:rPr>
-        <w:t xml:space="preserve"> записывать в текст</w:t>
-      </w:r>
-      <w:r>
-        <w:rPr>
-          <w:rFonts w:ascii="Times New Roman" w:hAnsi="Times New Roman" w:cs="Times New Roman"/>
-          <w:i/>
-          <w:sz w:val="28"/>
-          <w:szCs w:val="28"/>
-        </w:rPr>
-        <w:t>о</w:t>
-      </w:r>
-      <w:r>
-        <w:rPr>
-          <w:rFonts w:ascii="Times New Roman" w:hAnsi="Times New Roman" w:cs="Times New Roman"/>
-          <w:i/>
-          <w:sz w:val="28"/>
-          <w:szCs w:val="28"/>
-        </w:rPr>
-        <w:t xml:space="preserve">вую переменную </w:t>
+        <w:t xml:space="preserve"> записывать в текстовую переменную </w:t>
       </w:r>
       <w:r>
         <w:rPr>
@@ -3705,25 +3221,7 @@
           <w:sz w:val="28"/>
           <w:szCs w:val="28"/>
         </w:rPr>
-        <w:t xml:space="preserve"> должен зам</w:t>
-      </w:r>
-      <w:r>
-        <w:rPr>
-          <w:rFonts w:ascii="Times New Roman" w:hAnsi="Times New Roman" w:cs="Times New Roman"/>
-          <w:i/>
-          <w:sz w:val="28"/>
-          <w:szCs w:val="28"/>
-        </w:rPr>
-        <w:t>е</w:t>
-      </w:r>
-      <w:r>
-        <w:rPr>
-          <w:rFonts w:ascii="Times New Roman" w:hAnsi="Times New Roman" w:cs="Times New Roman"/>
-          <w:i/>
-          <w:sz w:val="28"/>
-          <w:szCs w:val="28"/>
-        </w:rPr>
-        <w:t xml:space="preserve">няться на значение тестовой переменной </w:t>
+        <w:t xml:space="preserve"> должен заменяться на значение тестовой переменной </w:t>
       </w:r>
       <w:r>
         <w:rPr>
@@ -3863,7 +3361,6 @@
           <w:sz w:val="28"/>
           <w:szCs w:val="28"/>
           <w:u w:val="single"/>
-          <w:lang w:val="en-US"/>
         </w:rPr>
       </w:pPr>
     </w:p>
@@ -3929,27 +3426,7 @@
           <w:szCs w:val="28"/>
           <w:u w:val="single"/>
         </w:rPr>
-        <w:t xml:space="preserve"> для составления те</w:t>
-      </w:r>
-      <w:r>
-        <w:rPr>
-          <w:rFonts w:ascii="Times New Roman" w:hAnsi="Times New Roman" w:cs="Times New Roman"/>
-          <w:b/>
-          <w:sz w:val="28"/>
-          <w:szCs w:val="28"/>
-          <w:u w:val="single"/>
-        </w:rPr>
-        <w:t>к</w:t>
-      </w:r>
-      <w:r>
-        <w:rPr>
-          <w:rFonts w:ascii="Times New Roman" w:hAnsi="Times New Roman" w:cs="Times New Roman"/>
-          <w:b/>
-          <w:sz w:val="28"/>
-          <w:szCs w:val="28"/>
-          <w:u w:val="single"/>
-        </w:rPr>
-        <w:t>стовых шаблонов</w:t>
+        <w:t xml:space="preserve"> для составления текстовых шаблонов</w:t>
       </w:r>
     </w:p>
     <w:p>
@@ -3977,34 +3454,220 @@
           <w:sz w:val="28"/>
           <w:szCs w:val="28"/>
         </w:rPr>
-        <w:t>Разработайте программу, которая выводила бы следующую и</w:t>
-      </w:r>
+        <w:t xml:space="preserve">Разработайте программу, которая выводила бы следующую информацию в </w:t>
+      </w:r>
+      <w:proofErr w:type="spellStart"/>
       <w:r>
         <w:rPr>
           <w:rFonts w:ascii="Times New Roman" w:hAnsi="Times New Roman" w:cs="Times New Roman"/>
           <w:i/>
           <w:sz w:val="28"/>
           <w:szCs w:val="28"/>
+          <w:lang w:val="en-US"/>
+        </w:rPr>
+        <w:t>TextBox</w:t>
+      </w:r>
+      <w:proofErr w:type="spellEnd"/>
+      <w:r>
+        <w:rPr>
+          <w:rFonts w:ascii="Times New Roman" w:hAnsi="Times New Roman" w:cs="Times New Roman"/>
+          <w:i/>
+          <w:sz w:val="28"/>
+          <w:szCs w:val="28"/>
+        </w:rPr>
+        <w:t xml:space="preserve"> или во всплывающее диалоговое окно (</w:t>
+      </w:r>
+      <w:proofErr w:type="spellStart"/>
+      <w:r>
+        <w:rPr>
+          <w:rFonts w:ascii="Times New Roman" w:hAnsi="Times New Roman" w:cs="Times New Roman"/>
+          <w:i/>
+          <w:sz w:val="28"/>
+          <w:szCs w:val="28"/>
+          <w:lang w:val="en-US"/>
+        </w:rPr>
+        <w:t>MessageBox</w:t>
+      </w:r>
+      <w:proofErr w:type="spellEnd"/>
+      <w:r>
+        <w:rPr>
+          <w:rFonts w:ascii="Times New Roman" w:hAnsi="Times New Roman" w:cs="Times New Roman"/>
+          <w:i/>
+          <w:sz w:val="28"/>
+          <w:szCs w:val="28"/>
+        </w:rPr>
+        <w:t>):</w:t>
+      </w:r>
+    </w:p>
+    <w:p>
+      <w:pPr>
+        <w:spacing w:after="0" w:line="240" w:lineRule="auto"/>
+        <w:ind w:firstLine="709"/>
+        <w:jc w:val="both"/>
+        <w:rPr>
+          <w:rFonts w:ascii="Times New Roman" w:hAnsi="Times New Roman" w:cs="Times New Roman"/>
+          <w:sz w:val="28"/>
+          <w:szCs w:val="28"/>
+        </w:rPr>
+      </w:pPr>
+      <w:r>
+        <w:rPr>
+          <w:rFonts w:ascii="Times New Roman" w:hAnsi="Times New Roman" w:cs="Times New Roman"/>
+          <w:b/>
+          <w:sz w:val="28"/>
+          <w:szCs w:val="28"/>
+        </w:rPr>
+        <w:t>Вариант 1.</w:t>
+      </w:r>
+      <w:r>
+        <w:rPr>
+          <w:rFonts w:ascii="Times New Roman" w:hAnsi="Times New Roman" w:cs="Times New Roman"/>
+          <w:sz w:val="28"/>
+          <w:szCs w:val="28"/>
+        </w:rPr>
+        <w:t xml:space="preserve"> </w:t>
+      </w:r>
+      <w:r>
+        <w:rPr>
+          <w:rFonts w:ascii="Times New Roman" w:hAnsi="Times New Roman" w:cs="Times New Roman"/>
+          <w:sz w:val="28"/>
+          <w:szCs w:val="28"/>
+        </w:rPr>
+        <w:t>Текстовое поле (</w:t>
+      </w:r>
+      <w:proofErr w:type="spellStart"/>
+      <w:r>
+        <w:rPr>
+          <w:rFonts w:ascii="Times New Roman" w:hAnsi="Times New Roman" w:cs="Times New Roman"/>
+          <w:sz w:val="28"/>
+          <w:szCs w:val="28"/>
+        </w:rPr>
+        <w:t>TextBox</w:t>
+      </w:r>
+      <w:proofErr w:type="spellEnd"/>
+      <w:r>
+        <w:rPr>
+          <w:rFonts w:ascii="Times New Roman" w:hAnsi="Times New Roman" w:cs="Times New Roman"/>
+          <w:sz w:val="28"/>
+          <w:szCs w:val="28"/>
+        </w:rPr>
+        <w:t>) для ввода имени человека, комбинированное меню (</w:t>
+      </w:r>
+      <w:proofErr w:type="spellStart"/>
+      <w:r>
+        <w:rPr>
+          <w:rFonts w:ascii="Times New Roman" w:hAnsi="Times New Roman" w:cs="Times New Roman"/>
+          <w:sz w:val="28"/>
+          <w:szCs w:val="28"/>
+        </w:rPr>
+        <w:t>ComboBox</w:t>
+      </w:r>
+      <w:proofErr w:type="spellEnd"/>
+      <w:r>
+        <w:rPr>
+          <w:rFonts w:ascii="Times New Roman" w:hAnsi="Times New Roman" w:cs="Times New Roman"/>
+          <w:sz w:val="28"/>
+          <w:szCs w:val="28"/>
+        </w:rPr>
+        <w:t xml:space="preserve">) для выбора города проживания, </w:t>
+      </w:r>
+      <w:r>
+        <w:rPr>
+          <w:rFonts w:ascii="Times New Roman" w:hAnsi="Times New Roman" w:cs="Times New Roman"/>
+          <w:sz w:val="28"/>
+          <w:szCs w:val="28"/>
         </w:rPr>
         <w:t>н</w:t>
       </w:r>
       <w:r>
         <w:rPr>
           <w:rFonts w:ascii="Times New Roman" w:hAnsi="Times New Roman" w:cs="Times New Roman"/>
-          <w:i/>
-          <w:sz w:val="28"/>
-          <w:szCs w:val="28"/>
-        </w:rPr>
-        <w:t xml:space="preserve">формацию в </w:t>
-      </w:r>
-      <w:proofErr w:type="spellStart"/>
-      <w:r>
-        <w:rPr>
-          <w:rFonts w:ascii="Times New Roman" w:hAnsi="Times New Roman" w:cs="Times New Roman"/>
-          <w:i/>
-          <w:sz w:val="28"/>
-          <w:szCs w:val="28"/>
-          <w:lang w:val="en-US"/>
+          <w:sz w:val="28"/>
+          <w:szCs w:val="28"/>
+        </w:rPr>
+        <w:t>аличие домашних животных (</w:t>
+      </w:r>
+      <w:proofErr w:type="spellStart"/>
+      <w:r>
+        <w:rPr>
+          <w:rFonts w:ascii="Times New Roman" w:hAnsi="Times New Roman" w:cs="Times New Roman"/>
+          <w:sz w:val="28"/>
+          <w:szCs w:val="28"/>
+          <w:lang w:val="en-US"/>
+        </w:rPr>
+        <w:t>RadioButton</w:t>
+      </w:r>
+      <w:proofErr w:type="spellEnd"/>
+      <w:r>
+        <w:rPr>
+          <w:rFonts w:ascii="Times New Roman" w:hAnsi="Times New Roman" w:cs="Times New Roman"/>
+          <w:sz w:val="28"/>
+          <w:szCs w:val="28"/>
+        </w:rPr>
+        <w:t>) и флажок для языков программирования, которые знает человек (</w:t>
+      </w:r>
+      <w:proofErr w:type="spellStart"/>
+      <w:r>
+        <w:rPr>
+          <w:rFonts w:ascii="Times New Roman" w:hAnsi="Times New Roman" w:cs="Times New Roman"/>
+          <w:sz w:val="28"/>
+          <w:szCs w:val="28"/>
+          <w:lang w:val="en-US"/>
+        </w:rPr>
+        <w:t>CheckBox</w:t>
+      </w:r>
+      <w:proofErr w:type="spellEnd"/>
+      <w:r>
+        <w:rPr>
+          <w:rFonts w:ascii="Times New Roman" w:hAnsi="Times New Roman" w:cs="Times New Roman"/>
+          <w:sz w:val="28"/>
+          <w:szCs w:val="28"/>
+        </w:rPr>
+        <w:t>).</w:t>
+      </w:r>
+    </w:p>
+    <w:p>
+      <w:pPr>
+        <w:spacing w:after="0" w:line="240" w:lineRule="auto"/>
+        <w:ind w:firstLine="709"/>
+        <w:jc w:val="both"/>
+        <w:rPr>
+          <w:rFonts w:ascii="Times New Roman" w:hAnsi="Times New Roman" w:cs="Times New Roman"/>
+          <w:sz w:val="28"/>
+          <w:szCs w:val="28"/>
+        </w:rPr>
+      </w:pPr>
+      <w:r>
+        <w:rPr>
+          <w:rFonts w:ascii="Times New Roman" w:hAnsi="Times New Roman" w:cs="Times New Roman"/>
+          <w:b/>
+          <w:sz w:val="28"/>
+          <w:szCs w:val="28"/>
+        </w:rPr>
+        <w:t>Вариант 2.</w:t>
+      </w:r>
+      <w:r>
+        <w:rPr>
+          <w:rFonts w:ascii="Times New Roman" w:hAnsi="Times New Roman" w:cs="Times New Roman"/>
+          <w:sz w:val="28"/>
+          <w:szCs w:val="28"/>
+        </w:rPr>
+        <w:t xml:space="preserve"> </w:t>
+      </w:r>
+      <w:r>
+        <w:rPr>
+          <w:rFonts w:ascii="Times New Roman" w:hAnsi="Times New Roman" w:cs="Times New Roman"/>
+          <w:sz w:val="28"/>
+          <w:szCs w:val="28"/>
+        </w:rPr>
+        <w:t>Текстовое поле (</w:t>
+      </w:r>
+      <w:proofErr w:type="spellStart"/>
+      <w:r>
+        <w:rPr>
+          <w:rFonts w:ascii="Times New Roman" w:hAnsi="Times New Roman" w:cs="Times New Roman"/>
+          <w:sz w:val="28"/>
+          <w:szCs w:val="28"/>
         </w:rPr>
         <w:t>TextBox</w:t>
       </w:r>
@@ -4012,32 +3675,84 @@
       <w:r>
         <w:rPr>
           <w:rFonts w:ascii="Times New Roman" w:hAnsi="Times New Roman" w:cs="Times New Roman"/>
-          <w:i/>
-          <w:sz w:val="28"/>
-          <w:szCs w:val="28"/>
-        </w:rPr>
-        <w:t xml:space="preserve"> или во всплывающее диалоговое окно (</w:t>
-      </w:r>
-      <w:proofErr w:type="spellStart"/>
-      <w:r>
-        <w:rPr>
-          <w:rFonts w:ascii="Times New Roman" w:hAnsi="Times New Roman" w:cs="Times New Roman"/>
-          <w:i/>
-          <w:sz w:val="28"/>
-          <w:szCs w:val="28"/>
-          <w:lang w:val="en-US"/>
-        </w:rPr>
-        <w:t>MessageBox</w:t>
-      </w:r>
-      <w:proofErr w:type="spellEnd"/>
-      <w:r>
-        <w:rPr>
-          <w:rFonts w:ascii="Times New Roman" w:hAnsi="Times New Roman" w:cs="Times New Roman"/>
-          <w:i/>
-          <w:sz w:val="28"/>
-          <w:szCs w:val="28"/>
-        </w:rPr>
-        <w:t>):</w:t>
+          <w:sz w:val="28"/>
+          <w:szCs w:val="28"/>
+        </w:rPr>
+        <w:t>) для ввода модели компьютера, комбинированное меню (</w:t>
+      </w:r>
+      <w:proofErr w:type="spellStart"/>
+      <w:r>
+        <w:rPr>
+          <w:rFonts w:ascii="Times New Roman" w:hAnsi="Times New Roman" w:cs="Times New Roman"/>
+          <w:sz w:val="28"/>
+          <w:szCs w:val="28"/>
+        </w:rPr>
+        <w:t>ComboBox</w:t>
+      </w:r>
+      <w:proofErr w:type="spellEnd"/>
+      <w:r>
+        <w:rPr>
+          <w:rFonts w:ascii="Times New Roman" w:hAnsi="Times New Roman" w:cs="Times New Roman"/>
+          <w:sz w:val="28"/>
+          <w:szCs w:val="28"/>
+        </w:rPr>
+        <w:t>) для выбора компании производителя (</w:t>
+      </w:r>
+      <w:proofErr w:type="spellStart"/>
+      <w:r>
+        <w:rPr>
+          <w:rFonts w:ascii="Times New Roman" w:hAnsi="Times New Roman" w:cs="Times New Roman"/>
+          <w:sz w:val="28"/>
+          <w:szCs w:val="28"/>
+          <w:lang w:val="en-US"/>
+        </w:rPr>
+        <w:t>ComboBox</w:t>
+      </w:r>
+      <w:proofErr w:type="spellEnd"/>
+      <w:r>
+        <w:rPr>
+          <w:rFonts w:ascii="Times New Roman" w:hAnsi="Times New Roman" w:cs="Times New Roman"/>
+          <w:sz w:val="28"/>
+          <w:szCs w:val="28"/>
+        </w:rPr>
+        <w:t xml:space="preserve">), </w:t>
+      </w:r>
+      <w:proofErr w:type="spellStart"/>
+      <w:r>
+        <w:rPr>
+          <w:rFonts w:ascii="Times New Roman" w:hAnsi="Times New Roman" w:cs="Times New Roman"/>
+          <w:sz w:val="28"/>
+          <w:szCs w:val="28"/>
+        </w:rPr>
+        <w:t>радиокнопку</w:t>
+      </w:r>
+      <w:proofErr w:type="spellEnd"/>
+      <w:r>
+        <w:rPr>
+          <w:rFonts w:ascii="Times New Roman" w:hAnsi="Times New Roman" w:cs="Times New Roman"/>
+          <w:sz w:val="28"/>
+          <w:szCs w:val="28"/>
+        </w:rPr>
+        <w:t xml:space="preserve"> для выбора цвета (Черный/белый), какая аппаратура идет в комплекте (</w:t>
+      </w:r>
+      <w:proofErr w:type="spellStart"/>
+      <w:r>
+        <w:rPr>
+          <w:rFonts w:ascii="Times New Roman" w:hAnsi="Times New Roman" w:cs="Times New Roman"/>
+          <w:sz w:val="28"/>
+          <w:szCs w:val="28"/>
+          <w:lang w:val="en-US"/>
+        </w:rPr>
+        <w:t>CheckBox</w:t>
+      </w:r>
+      <w:proofErr w:type="spellEnd"/>
+      <w:r>
+        <w:rPr>
+          <w:rFonts w:ascii="Times New Roman" w:hAnsi="Times New Roman" w:cs="Times New Roman"/>
+          <w:sz w:val="28"/>
+          <w:szCs w:val="28"/>
+        </w:rPr>
+        <w:t>).</w:t>
       </w:r>
     </w:p>
     <w:p>
@@ -4058,7 +3773,7 @@
           <w:sz w:val="28"/>
           <w:szCs w:val="28"/>
         </w:rPr>
-        <w:t>Вариант 1.</w:t>
+        <w:t>Вариант 3.</w:t>
       </w:r>
       <w:r>
         <w:rPr>
@@ -4092,23 +3807,7 @@
           <w:sz w:val="28"/>
           <w:szCs w:val="28"/>
         </w:rPr>
-        <w:t>) для ввода имени человека, комбинир</w:t>
-      </w:r>
-      <w:r>
-        <w:rPr>
-          <w:rFonts w:ascii="Times New Roman" w:hAnsi="Times New Roman" w:cs="Times New Roman"/>
-          <w:sz w:val="28"/>
-          <w:szCs w:val="28"/>
-        </w:rPr>
-        <w:t>о</w:t>
-      </w:r>
-      <w:r>
-        <w:rPr>
-          <w:rFonts w:ascii="Times New Roman" w:hAnsi="Times New Roman" w:cs="Times New Roman"/>
-          <w:sz w:val="28"/>
-          <w:szCs w:val="28"/>
-        </w:rPr>
-        <w:t>ванное меню (</w:t>
+        <w:t>) для ввода номера карты, комбинированное меню (</w:t>
       </w:r>
       <w:proofErr w:type="spellStart"/>
       <w:r>
@@ -4126,47 +3825,32 @@
           <w:sz w:val="28"/>
           <w:szCs w:val="28"/>
         </w:rPr>
-        <w:t xml:space="preserve">) для выбора города проживания, </w:t>
-      </w:r>
-      <w:r>
-        <w:rPr>
-          <w:rFonts w:ascii="Times New Roman" w:hAnsi="Times New Roman" w:cs="Times New Roman"/>
-          <w:sz w:val="28"/>
-          <w:szCs w:val="28"/>
-        </w:rPr>
-        <w:t>н</w:t>
-      </w:r>
-      <w:r>
-        <w:rPr>
-          <w:rFonts w:ascii="Times New Roman" w:hAnsi="Times New Roman" w:cs="Times New Roman"/>
-          <w:sz w:val="28"/>
-          <w:szCs w:val="28"/>
-        </w:rPr>
-        <w:t>аличие д</w:t>
-      </w:r>
-      <w:r>
-        <w:rPr>
-          <w:rFonts w:ascii="Times New Roman" w:hAnsi="Times New Roman" w:cs="Times New Roman"/>
-          <w:sz w:val="28"/>
-          <w:szCs w:val="28"/>
-        </w:rPr>
-        <w:t>о</w:t>
-      </w:r>
-      <w:r>
-        <w:rPr>
-          <w:rFonts w:ascii="Times New Roman" w:hAnsi="Times New Roman" w:cs="Times New Roman"/>
-          <w:sz w:val="28"/>
-          <w:szCs w:val="28"/>
-        </w:rPr>
-        <w:t>машних животных (</w:t>
-      </w:r>
-      <w:proofErr w:type="spellStart"/>
-      <w:r>
-        <w:rPr>
-          <w:rFonts w:ascii="Times New Roman" w:hAnsi="Times New Roman" w:cs="Times New Roman"/>
-          <w:sz w:val="28"/>
-          <w:szCs w:val="28"/>
-          <w:lang w:val="en-US"/>
+        <w:t xml:space="preserve">) для выбора банка, </w:t>
+      </w:r>
+      <w:proofErr w:type="spellStart"/>
+      <w:r>
+        <w:rPr>
+          <w:rFonts w:ascii="Times New Roman" w:hAnsi="Times New Roman" w:cs="Times New Roman"/>
+          <w:sz w:val="28"/>
+          <w:szCs w:val="28"/>
+        </w:rPr>
+        <w:t>радиокнопку</w:t>
+      </w:r>
+      <w:proofErr w:type="spellEnd"/>
+      <w:r>
+        <w:rPr>
+          <w:rFonts w:ascii="Times New Roman" w:hAnsi="Times New Roman" w:cs="Times New Roman"/>
+          <w:sz w:val="28"/>
+          <w:szCs w:val="28"/>
+        </w:rPr>
+        <w:t xml:space="preserve"> для выбора: действительна ли карта (</w:t>
+      </w:r>
+      <w:proofErr w:type="spellStart"/>
+      <w:r>
+        <w:rPr>
+          <w:rFonts w:ascii="Times New Roman" w:hAnsi="Times New Roman" w:cs="Times New Roman"/>
+          <w:sz w:val="28"/>
+          <w:szCs w:val="28"/>
         </w:rPr>
         <w:t>RadioButton</w:t>
       </w:r>
@@ -4177,31 +3861,14 @@
           <w:sz w:val="28"/>
           <w:szCs w:val="28"/>
         </w:rPr>
-        <w:t>) и флажок для языков программиров</w:t>
-      </w:r>
-      <w:r>
-        <w:rPr>
-          <w:rFonts w:ascii="Times New Roman" w:hAnsi="Times New Roman" w:cs="Times New Roman"/>
-          <w:sz w:val="28"/>
-          <w:szCs w:val="28"/>
-        </w:rPr>
-        <w:t>а</w:t>
-      </w:r>
-      <w:r>
-        <w:rPr>
-          <w:rFonts w:ascii="Times New Roman" w:hAnsi="Times New Roman" w:cs="Times New Roman"/>
-          <w:sz w:val="28"/>
-          <w:szCs w:val="28"/>
-        </w:rPr>
-        <w:t>ния, которые знает человек (</w:t>
-      </w:r>
-      <w:proofErr w:type="spellStart"/>
-      <w:r>
-        <w:rPr>
-          <w:rFonts w:ascii="Times New Roman" w:hAnsi="Times New Roman" w:cs="Times New Roman"/>
-          <w:sz w:val="28"/>
-          <w:szCs w:val="28"/>
-          <w:lang w:val="en-US"/>
+        <w:t>) и флажок (</w:t>
+      </w:r>
+      <w:proofErr w:type="spellStart"/>
+      <w:r>
+        <w:rPr>
+          <w:rFonts w:ascii="Times New Roman" w:hAnsi="Times New Roman" w:cs="Times New Roman"/>
+          <w:sz w:val="28"/>
+          <w:szCs w:val="28"/>
         </w:rPr>
         <w:t>CheckBox</w:t>
       </w:r>
@@ -4212,7 +3879,7 @@
           <w:sz w:val="28"/>
           <w:szCs w:val="28"/>
         </w:rPr>
-        <w:t>).</w:t>
+        <w:t>) для указания типа карты.</w:t>
       </w:r>
     </w:p>
     <w:p>
@@ -4233,7 +3900,7 @@
           <w:sz w:val="28"/>
           <w:szCs w:val="28"/>
         </w:rPr>
-        <w:t>Вариант 2.</w:t>
+        <w:t>Вариант 4.</w:t>
       </w:r>
       <w:r>
         <w:rPr>
@@ -4267,23 +3934,7 @@
           <w:sz w:val="28"/>
           <w:szCs w:val="28"/>
         </w:rPr>
-        <w:t>) для ввода модели компьютера, комб</w:t>
-      </w:r>
-      <w:r>
-        <w:rPr>
-          <w:rFonts w:ascii="Times New Roman" w:hAnsi="Times New Roman" w:cs="Times New Roman"/>
-          <w:sz w:val="28"/>
-          <w:szCs w:val="28"/>
-        </w:rPr>
-        <w:t>и</w:t>
-      </w:r>
-      <w:r>
-        <w:rPr>
-          <w:rFonts w:ascii="Times New Roman" w:hAnsi="Times New Roman" w:cs="Times New Roman"/>
-          <w:sz w:val="28"/>
-          <w:szCs w:val="28"/>
-        </w:rPr>
-        <w:t>нированное меню (</w:t>
+        <w:t>) для ввода имени пользователя, комбинированное меню (</w:t>
       </w:r>
       <w:proofErr w:type="spellStart"/>
       <w:r>
@@ -4301,15 +3952,123 @@
           <w:sz w:val="28"/>
           <w:szCs w:val="28"/>
         </w:rPr>
-        <w:t>) для выбора компании производителя (</w:t>
-      </w:r>
-      <w:proofErr w:type="spellStart"/>
-      <w:r>
-        <w:rPr>
-          <w:rFonts w:ascii="Times New Roman" w:hAnsi="Times New Roman" w:cs="Times New Roman"/>
-          <w:sz w:val="28"/>
-          <w:szCs w:val="28"/>
-          <w:lang w:val="en-US"/>
+        <w:t xml:space="preserve">) для выбора страны проживания, </w:t>
+      </w:r>
+      <w:proofErr w:type="spellStart"/>
+      <w:r>
+        <w:rPr>
+          <w:rFonts w:ascii="Times New Roman" w:hAnsi="Times New Roman" w:cs="Times New Roman"/>
+          <w:sz w:val="28"/>
+          <w:szCs w:val="28"/>
+        </w:rPr>
+        <w:t>радиокнопку</w:t>
+      </w:r>
+      <w:proofErr w:type="spellEnd"/>
+      <w:r>
+        <w:rPr>
+          <w:rFonts w:ascii="Times New Roman" w:hAnsi="Times New Roman" w:cs="Times New Roman"/>
+          <w:sz w:val="28"/>
+          <w:szCs w:val="28"/>
+        </w:rPr>
+        <w:t xml:space="preserve"> (</w:t>
+      </w:r>
+      <w:proofErr w:type="spellStart"/>
+      <w:r>
+        <w:rPr>
+          <w:rFonts w:ascii="Times New Roman" w:hAnsi="Times New Roman" w:cs="Times New Roman"/>
+          <w:sz w:val="28"/>
+          <w:szCs w:val="28"/>
+        </w:rPr>
+        <w:t>RadioButton</w:t>
+      </w:r>
+      <w:proofErr w:type="spellEnd"/>
+      <w:r>
+        <w:rPr>
+          <w:rFonts w:ascii="Times New Roman" w:hAnsi="Times New Roman" w:cs="Times New Roman"/>
+          <w:sz w:val="28"/>
+          <w:szCs w:val="28"/>
+        </w:rPr>
+        <w:t>) для выбора пола (мужской/женский) и флажок (</w:t>
+      </w:r>
+      <w:proofErr w:type="spellStart"/>
+      <w:r>
+        <w:rPr>
+          <w:rFonts w:ascii="Times New Roman" w:hAnsi="Times New Roman" w:cs="Times New Roman"/>
+          <w:sz w:val="28"/>
+          <w:szCs w:val="28"/>
+        </w:rPr>
+        <w:t>CheckBox</w:t>
+      </w:r>
+      <w:proofErr w:type="spellEnd"/>
+      <w:r>
+        <w:rPr>
+          <w:rFonts w:ascii="Times New Roman" w:hAnsi="Times New Roman" w:cs="Times New Roman"/>
+          <w:sz w:val="28"/>
+          <w:szCs w:val="28"/>
+        </w:rPr>
+        <w:t>) для указания наличия детей.</w:t>
+      </w:r>
+    </w:p>
+    <w:p>
+      <w:pPr>
+        <w:spacing w:after="0" w:line="240" w:lineRule="auto"/>
+        <w:ind w:firstLine="709"/>
+        <w:jc w:val="both"/>
+        <w:rPr>
+          <w:rFonts w:ascii="Times New Roman" w:hAnsi="Times New Roman" w:cs="Times New Roman"/>
+          <w:sz w:val="28"/>
+          <w:szCs w:val="28"/>
+        </w:rPr>
+      </w:pPr>
+      <w:r>
+        <w:rPr>
+          <w:rFonts w:ascii="Times New Roman" w:hAnsi="Times New Roman" w:cs="Times New Roman"/>
+          <w:b/>
+          <w:sz w:val="28"/>
+          <w:szCs w:val="28"/>
+        </w:rPr>
+        <w:t>Вариант 5.</w:t>
+      </w:r>
+      <w:r>
+        <w:rPr>
+          <w:rFonts w:ascii="Times New Roman" w:hAnsi="Times New Roman" w:cs="Times New Roman"/>
+          <w:sz w:val="28"/>
+          <w:szCs w:val="28"/>
+        </w:rPr>
+        <w:t xml:space="preserve"> </w:t>
+      </w:r>
+      <w:r>
+        <w:rPr>
+          <w:rFonts w:ascii="Times New Roman" w:hAnsi="Times New Roman" w:cs="Times New Roman"/>
+          <w:sz w:val="28"/>
+          <w:szCs w:val="28"/>
+        </w:rPr>
+        <w:t>Текстовое поле (</w:t>
+      </w:r>
+      <w:proofErr w:type="spellStart"/>
+      <w:r>
+        <w:rPr>
+          <w:rFonts w:ascii="Times New Roman" w:hAnsi="Times New Roman" w:cs="Times New Roman"/>
+          <w:sz w:val="28"/>
+          <w:szCs w:val="28"/>
+        </w:rPr>
+        <w:t>TextBox</w:t>
+      </w:r>
+      <w:proofErr w:type="spellEnd"/>
+      <w:r>
+        <w:rPr>
+          <w:rFonts w:ascii="Times New Roman" w:hAnsi="Times New Roman" w:cs="Times New Roman"/>
+          <w:sz w:val="28"/>
+          <w:szCs w:val="28"/>
+        </w:rPr>
+        <w:t>) для ввода номера телефона, комбинированное меню (</w:t>
+      </w:r>
+      <w:proofErr w:type="spellStart"/>
+      <w:r>
+        <w:rPr>
+          <w:rFonts w:ascii="Times New Roman" w:hAnsi="Times New Roman" w:cs="Times New Roman"/>
+          <w:sz w:val="28"/>
+          <w:szCs w:val="28"/>
         </w:rPr>
         <w:t>ComboBox</w:t>
       </w:r>
@@ -4320,7 +4079,7 @@
           <w:sz w:val="28"/>
           <w:szCs w:val="28"/>
         </w:rPr>
-        <w:t xml:space="preserve">), </w:t>
+        <w:t xml:space="preserve">) для выбора типа услуги, </w:t>
       </w:r>
       <w:proofErr w:type="spellStart"/>
       <w:r>
@@ -4338,31 +4097,50 @@
           <w:sz w:val="28"/>
           <w:szCs w:val="28"/>
         </w:rPr>
-        <w:t xml:space="preserve"> для выбора цвета (Черный/белый), какая а</w:t>
-      </w:r>
-      <w:r>
-        <w:rPr>
-          <w:rFonts w:ascii="Times New Roman" w:hAnsi="Times New Roman" w:cs="Times New Roman"/>
-          <w:sz w:val="28"/>
-          <w:szCs w:val="28"/>
-        </w:rPr>
-        <w:t>п</w:t>
-      </w:r>
-      <w:r>
-        <w:rPr>
-          <w:rFonts w:ascii="Times New Roman" w:hAnsi="Times New Roman" w:cs="Times New Roman"/>
-          <w:sz w:val="28"/>
-          <w:szCs w:val="28"/>
-        </w:rPr>
-        <w:t>паратура идет в комплекте (</w:t>
-      </w:r>
-      <w:proofErr w:type="spellStart"/>
-      <w:r>
-        <w:rPr>
-          <w:rFonts w:ascii="Times New Roman" w:hAnsi="Times New Roman" w:cs="Times New Roman"/>
-          <w:sz w:val="28"/>
-          <w:szCs w:val="28"/>
-          <w:lang w:val="en-US"/>
+        <w:t xml:space="preserve"> (</w:t>
+      </w:r>
+      <w:proofErr w:type="spellStart"/>
+      <w:r>
+        <w:rPr>
+          <w:rFonts w:ascii="Times New Roman" w:hAnsi="Times New Roman" w:cs="Times New Roman"/>
+          <w:sz w:val="28"/>
+          <w:szCs w:val="28"/>
+        </w:rPr>
+        <w:t>RadioButton</w:t>
+      </w:r>
+      <w:proofErr w:type="spellEnd"/>
+      <w:r>
+        <w:rPr>
+          <w:rFonts w:ascii="Times New Roman" w:hAnsi="Times New Roman" w:cs="Times New Roman"/>
+          <w:sz w:val="28"/>
+          <w:szCs w:val="28"/>
+        </w:rPr>
+        <w:t xml:space="preserve">) для выбора пакета услуг и </w:t>
+      </w:r>
+      <w:proofErr w:type="spellStart"/>
+      <w:r>
+        <w:rPr>
+          <w:rFonts w:ascii="Times New Roman" w:hAnsi="Times New Roman" w:cs="Times New Roman"/>
+          <w:sz w:val="28"/>
+          <w:szCs w:val="28"/>
+        </w:rPr>
+        <w:t>чекбокс</w:t>
+      </w:r>
+      <w:proofErr w:type="spellEnd"/>
+      <w:r>
+        <w:rPr>
+          <w:rFonts w:ascii="Times New Roman" w:hAnsi="Times New Roman" w:cs="Times New Roman"/>
+          <w:sz w:val="28"/>
+          <w:szCs w:val="28"/>
+        </w:rPr>
+        <w:t xml:space="preserve"> (</w:t>
+      </w:r>
+      <w:proofErr w:type="spellStart"/>
+      <w:r>
+        <w:rPr>
+          <w:rFonts w:ascii="Times New Roman" w:hAnsi="Times New Roman" w:cs="Times New Roman"/>
+          <w:sz w:val="28"/>
+          <w:szCs w:val="28"/>
         </w:rPr>
         <w:t>CheckBox</w:t>
       </w:r>
@@ -4373,7 +4151,7 @@
           <w:sz w:val="28"/>
           <w:szCs w:val="28"/>
         </w:rPr>
-        <w:t>).</w:t>
+        <w:t>) для указания необходимости дополнительных опций.</w:t>
       </w:r>
     </w:p>
     <w:p>
@@ -4383,22 +4161,24 @@
         <w:jc w:val="both"/>
         <w:rPr>
           <w:rFonts w:ascii="Times New Roman" w:hAnsi="Times New Roman" w:cs="Times New Roman"/>
-          <w:sz w:val="28"/>
-          <w:szCs w:val="28"/>
-        </w:rPr>
-      </w:pPr>
-      <w:r>
-        <w:rPr>
-          <w:rFonts w:ascii="Times New Roman" w:hAnsi="Times New Roman" w:cs="Times New Roman"/>
-          <w:b/>
-          <w:sz w:val="28"/>
-          <w:szCs w:val="28"/>
-        </w:rPr>
-        <w:t>Вариант 3.</w:t>
-      </w:r>
-      <w:r>
-        <w:rPr>
-          <w:rFonts w:ascii="Times New Roman" w:hAnsi="Times New Roman" w:cs="Times New Roman"/>
+          <w:b/>
+          <w:sz w:val="28"/>
+          <w:szCs w:val="28"/>
+        </w:rPr>
+      </w:pPr>
+      <w:r>
+        <w:rPr>
+          <w:rFonts w:ascii="Times New Roman" w:hAnsi="Times New Roman" w:cs="Times New Roman"/>
+          <w:b/>
+          <w:sz w:val="28"/>
+          <w:szCs w:val="28"/>
+        </w:rPr>
+        <w:t>Вариант 6.</w:t>
+      </w:r>
+      <w:r>
+        <w:rPr>
+          <w:rFonts w:ascii="Times New Roman" w:hAnsi="Times New Roman" w:cs="Times New Roman"/>
+          <w:b/>
           <w:sz w:val="28"/>
           <w:szCs w:val="28"/>
         </w:rPr>
@@ -4428,23 +4208,7 @@
           <w:sz w:val="28"/>
           <w:szCs w:val="28"/>
         </w:rPr>
-        <w:t>) для ввода номера карты, комбинир</w:t>
-      </w:r>
-      <w:r>
-        <w:rPr>
-          <w:rFonts w:ascii="Times New Roman" w:hAnsi="Times New Roman" w:cs="Times New Roman"/>
-          <w:sz w:val="28"/>
-          <w:szCs w:val="28"/>
-        </w:rPr>
-        <w:t>о</w:t>
-      </w:r>
-      <w:r>
-        <w:rPr>
-          <w:rFonts w:ascii="Times New Roman" w:hAnsi="Times New Roman" w:cs="Times New Roman"/>
-          <w:sz w:val="28"/>
-          <w:szCs w:val="28"/>
-        </w:rPr>
-        <w:t>ванное меню (</w:t>
+        <w:t>) для ввода описания проблемы, комбинированное меню (</w:t>
       </w:r>
       <w:proofErr w:type="spellStart"/>
       <w:r>
@@ -4462,7 +4226,7 @@
           <w:sz w:val="28"/>
           <w:szCs w:val="28"/>
         </w:rPr>
-        <w:t xml:space="preserve">) для выбора банка, </w:t>
+        <w:t xml:space="preserve">) для выбора способа решения, </w:t>
       </w:r>
       <w:proofErr w:type="spellStart"/>
       <w:r>
@@ -4472,487 +4236,6 @@
           <w:szCs w:val="28"/>
         </w:rPr>
         <w:t>радиокнопку</w:t>
-      </w:r>
-      <w:proofErr w:type="spellEnd"/>
-      <w:r>
-        <w:rPr>
-          <w:rFonts w:ascii="Times New Roman" w:hAnsi="Times New Roman" w:cs="Times New Roman"/>
-          <w:sz w:val="28"/>
-          <w:szCs w:val="28"/>
-        </w:rPr>
-        <w:t xml:space="preserve"> для выбора: действительна ли карта (</w:t>
-      </w:r>
-      <w:proofErr w:type="spellStart"/>
-      <w:r>
-        <w:rPr>
-          <w:rFonts w:ascii="Times New Roman" w:hAnsi="Times New Roman" w:cs="Times New Roman"/>
-          <w:sz w:val="28"/>
-          <w:szCs w:val="28"/>
-        </w:rPr>
-        <w:t>RadioButton</w:t>
-      </w:r>
-      <w:proofErr w:type="spellEnd"/>
-      <w:r>
-        <w:rPr>
-          <w:rFonts w:ascii="Times New Roman" w:hAnsi="Times New Roman" w:cs="Times New Roman"/>
-          <w:sz w:val="28"/>
-          <w:szCs w:val="28"/>
-        </w:rPr>
-        <w:t>) и флажок (</w:t>
-      </w:r>
-      <w:proofErr w:type="spellStart"/>
-      <w:r>
-        <w:rPr>
-          <w:rFonts w:ascii="Times New Roman" w:hAnsi="Times New Roman" w:cs="Times New Roman"/>
-          <w:sz w:val="28"/>
-          <w:szCs w:val="28"/>
-        </w:rPr>
-        <w:t>CheckBox</w:t>
-      </w:r>
-      <w:proofErr w:type="spellEnd"/>
-      <w:r>
-        <w:rPr>
-          <w:rFonts w:ascii="Times New Roman" w:hAnsi="Times New Roman" w:cs="Times New Roman"/>
-          <w:sz w:val="28"/>
-          <w:szCs w:val="28"/>
-        </w:rPr>
-        <w:t>) для указ</w:t>
-      </w:r>
-      <w:r>
-        <w:rPr>
-          <w:rFonts w:ascii="Times New Roman" w:hAnsi="Times New Roman" w:cs="Times New Roman"/>
-          <w:sz w:val="28"/>
-          <w:szCs w:val="28"/>
-        </w:rPr>
-        <w:t>а</w:t>
-      </w:r>
-      <w:r>
-        <w:rPr>
-          <w:rFonts w:ascii="Times New Roman" w:hAnsi="Times New Roman" w:cs="Times New Roman"/>
-          <w:sz w:val="28"/>
-          <w:szCs w:val="28"/>
-        </w:rPr>
-        <w:t>ния типа карты.</w:t>
-      </w:r>
-    </w:p>
-    <w:p>
-      <w:pPr>
-        <w:spacing w:after="0" w:line="240" w:lineRule="auto"/>
-        <w:ind w:firstLine="709"/>
-        <w:jc w:val="both"/>
-        <w:rPr>
-          <w:rFonts w:ascii="Times New Roman" w:hAnsi="Times New Roman" w:cs="Times New Roman"/>
-          <w:sz w:val="28"/>
-          <w:szCs w:val="28"/>
-        </w:rPr>
-      </w:pPr>
-      <w:r>
-        <w:rPr>
-          <w:rFonts w:ascii="Times New Roman" w:hAnsi="Times New Roman" w:cs="Times New Roman"/>
-          <w:b/>
-          <w:sz w:val="28"/>
-          <w:szCs w:val="28"/>
-        </w:rPr>
-        <w:t>Вариант 4.</w:t>
-      </w:r>
-      <w:r>
-        <w:rPr>
-          <w:rFonts w:ascii="Times New Roman" w:hAnsi="Times New Roman" w:cs="Times New Roman"/>
-          <w:sz w:val="28"/>
-          <w:szCs w:val="28"/>
-        </w:rPr>
-        <w:t xml:space="preserve"> </w:t>
-      </w:r>
-      <w:r>
-        <w:rPr>
-          <w:rFonts w:ascii="Times New Roman" w:hAnsi="Times New Roman" w:cs="Times New Roman"/>
-          <w:sz w:val="28"/>
-          <w:szCs w:val="28"/>
-        </w:rPr>
-        <w:t>Текстовое поле (</w:t>
-      </w:r>
-      <w:proofErr w:type="spellStart"/>
-      <w:r>
-        <w:rPr>
-          <w:rFonts w:ascii="Times New Roman" w:hAnsi="Times New Roman" w:cs="Times New Roman"/>
-          <w:sz w:val="28"/>
-          <w:szCs w:val="28"/>
-        </w:rPr>
-        <w:t>TextBox</w:t>
-      </w:r>
-      <w:proofErr w:type="spellEnd"/>
-      <w:r>
-        <w:rPr>
-          <w:rFonts w:ascii="Times New Roman" w:hAnsi="Times New Roman" w:cs="Times New Roman"/>
-          <w:sz w:val="28"/>
-          <w:szCs w:val="28"/>
-        </w:rPr>
-        <w:t>) для ввода имени пользователя, комбинированное меню (</w:t>
-      </w:r>
-      <w:proofErr w:type="spellStart"/>
-      <w:r>
-        <w:rPr>
-          <w:rFonts w:ascii="Times New Roman" w:hAnsi="Times New Roman" w:cs="Times New Roman"/>
-          <w:sz w:val="28"/>
-          <w:szCs w:val="28"/>
-        </w:rPr>
-        <w:t>ComboBox</w:t>
-      </w:r>
-      <w:proofErr w:type="spellEnd"/>
-      <w:r>
-        <w:rPr>
-          <w:rFonts w:ascii="Times New Roman" w:hAnsi="Times New Roman" w:cs="Times New Roman"/>
-          <w:sz w:val="28"/>
-          <w:szCs w:val="28"/>
-        </w:rPr>
-        <w:t xml:space="preserve">) для выбора страны проживания, </w:t>
-      </w:r>
-      <w:proofErr w:type="spellStart"/>
-      <w:r>
-        <w:rPr>
-          <w:rFonts w:ascii="Times New Roman" w:hAnsi="Times New Roman" w:cs="Times New Roman"/>
-          <w:sz w:val="28"/>
-          <w:szCs w:val="28"/>
-        </w:rPr>
-        <w:t>ради</w:t>
-      </w:r>
-      <w:r>
-        <w:rPr>
-          <w:rFonts w:ascii="Times New Roman" w:hAnsi="Times New Roman" w:cs="Times New Roman"/>
-          <w:sz w:val="28"/>
-          <w:szCs w:val="28"/>
-        </w:rPr>
-        <w:t>о</w:t>
-      </w:r>
-      <w:r>
-        <w:rPr>
-          <w:rFonts w:ascii="Times New Roman" w:hAnsi="Times New Roman" w:cs="Times New Roman"/>
-          <w:sz w:val="28"/>
-          <w:szCs w:val="28"/>
-        </w:rPr>
-        <w:t>кнопку</w:t>
-      </w:r>
-      <w:proofErr w:type="spellEnd"/>
-      <w:r>
-        <w:rPr>
-          <w:rFonts w:ascii="Times New Roman" w:hAnsi="Times New Roman" w:cs="Times New Roman"/>
-          <w:sz w:val="28"/>
-          <w:szCs w:val="28"/>
-        </w:rPr>
-        <w:t xml:space="preserve"> (</w:t>
-      </w:r>
-      <w:proofErr w:type="spellStart"/>
-      <w:r>
-        <w:rPr>
-          <w:rFonts w:ascii="Times New Roman" w:hAnsi="Times New Roman" w:cs="Times New Roman"/>
-          <w:sz w:val="28"/>
-          <w:szCs w:val="28"/>
-        </w:rPr>
-        <w:t>RadioButton</w:t>
-      </w:r>
-      <w:proofErr w:type="spellEnd"/>
-      <w:r>
-        <w:rPr>
-          <w:rFonts w:ascii="Times New Roman" w:hAnsi="Times New Roman" w:cs="Times New Roman"/>
-          <w:sz w:val="28"/>
-          <w:szCs w:val="28"/>
-        </w:rPr>
-        <w:t>) для выбора пола (мужской/женский) и флажок (</w:t>
-      </w:r>
-      <w:proofErr w:type="spellStart"/>
-      <w:r>
-        <w:rPr>
-          <w:rFonts w:ascii="Times New Roman" w:hAnsi="Times New Roman" w:cs="Times New Roman"/>
-          <w:sz w:val="28"/>
-          <w:szCs w:val="28"/>
-        </w:rPr>
-        <w:t>CheckBox</w:t>
-      </w:r>
-      <w:proofErr w:type="spellEnd"/>
-      <w:r>
-        <w:rPr>
-          <w:rFonts w:ascii="Times New Roman" w:hAnsi="Times New Roman" w:cs="Times New Roman"/>
-          <w:sz w:val="28"/>
-          <w:szCs w:val="28"/>
-        </w:rPr>
-        <w:t>) для указания наличия детей.</w:t>
-      </w:r>
-    </w:p>
-    <w:p>
-      <w:pPr>
-        <w:spacing w:after="0" w:line="240" w:lineRule="auto"/>
-        <w:ind w:firstLine="709"/>
-        <w:jc w:val="both"/>
-        <w:rPr>
-          <w:rFonts w:ascii="Times New Roman" w:hAnsi="Times New Roman" w:cs="Times New Roman"/>
-          <w:sz w:val="28"/>
-          <w:szCs w:val="28"/>
-        </w:rPr>
-      </w:pPr>
-      <w:r>
-        <w:rPr>
-          <w:rFonts w:ascii="Times New Roman" w:hAnsi="Times New Roman" w:cs="Times New Roman"/>
-          <w:b/>
-          <w:sz w:val="28"/>
-          <w:szCs w:val="28"/>
-        </w:rPr>
-        <w:t>Вариант 5.</w:t>
-      </w:r>
-      <w:r>
-        <w:rPr>
-          <w:rFonts w:ascii="Times New Roman" w:hAnsi="Times New Roman" w:cs="Times New Roman"/>
-          <w:sz w:val="28"/>
-          <w:szCs w:val="28"/>
-        </w:rPr>
-        <w:t xml:space="preserve"> </w:t>
-      </w:r>
-      <w:r>
-        <w:rPr>
-          <w:rFonts w:ascii="Times New Roman" w:hAnsi="Times New Roman" w:cs="Times New Roman"/>
-          <w:sz w:val="28"/>
-          <w:szCs w:val="28"/>
-        </w:rPr>
-        <w:t>Текстовое поле (</w:t>
-      </w:r>
-      <w:proofErr w:type="spellStart"/>
-      <w:r>
-        <w:rPr>
-          <w:rFonts w:ascii="Times New Roman" w:hAnsi="Times New Roman" w:cs="Times New Roman"/>
-          <w:sz w:val="28"/>
-          <w:szCs w:val="28"/>
-        </w:rPr>
-        <w:t>TextBox</w:t>
-      </w:r>
-      <w:proofErr w:type="spellEnd"/>
-      <w:r>
-        <w:rPr>
-          <w:rFonts w:ascii="Times New Roman" w:hAnsi="Times New Roman" w:cs="Times New Roman"/>
-          <w:sz w:val="28"/>
-          <w:szCs w:val="28"/>
-        </w:rPr>
-        <w:t>) для ввода номера телефона, комбинир</w:t>
-      </w:r>
-      <w:r>
-        <w:rPr>
-          <w:rFonts w:ascii="Times New Roman" w:hAnsi="Times New Roman" w:cs="Times New Roman"/>
-          <w:sz w:val="28"/>
-          <w:szCs w:val="28"/>
-        </w:rPr>
-        <w:t>о</w:t>
-      </w:r>
-      <w:r>
-        <w:rPr>
-          <w:rFonts w:ascii="Times New Roman" w:hAnsi="Times New Roman" w:cs="Times New Roman"/>
-          <w:sz w:val="28"/>
-          <w:szCs w:val="28"/>
-        </w:rPr>
-        <w:t>ванное меню (</w:t>
-      </w:r>
-      <w:proofErr w:type="spellStart"/>
-      <w:r>
-        <w:rPr>
-          <w:rFonts w:ascii="Times New Roman" w:hAnsi="Times New Roman" w:cs="Times New Roman"/>
-          <w:sz w:val="28"/>
-          <w:szCs w:val="28"/>
-        </w:rPr>
-        <w:t>ComboBox</w:t>
-      </w:r>
-      <w:proofErr w:type="spellEnd"/>
-      <w:r>
-        <w:rPr>
-          <w:rFonts w:ascii="Times New Roman" w:hAnsi="Times New Roman" w:cs="Times New Roman"/>
-          <w:sz w:val="28"/>
-          <w:szCs w:val="28"/>
-        </w:rPr>
-        <w:t xml:space="preserve">) для выбора типа услуги, </w:t>
-      </w:r>
-      <w:proofErr w:type="spellStart"/>
-      <w:r>
-        <w:rPr>
-          <w:rFonts w:ascii="Times New Roman" w:hAnsi="Times New Roman" w:cs="Times New Roman"/>
-          <w:sz w:val="28"/>
-          <w:szCs w:val="28"/>
-        </w:rPr>
-        <w:t>радиокнопку</w:t>
-      </w:r>
-      <w:proofErr w:type="spellEnd"/>
-      <w:r>
-        <w:rPr>
-          <w:rFonts w:ascii="Times New Roman" w:hAnsi="Times New Roman" w:cs="Times New Roman"/>
-          <w:sz w:val="28"/>
-          <w:szCs w:val="28"/>
-        </w:rPr>
-        <w:t xml:space="preserve"> (</w:t>
-      </w:r>
-      <w:proofErr w:type="spellStart"/>
-      <w:r>
-        <w:rPr>
-          <w:rFonts w:ascii="Times New Roman" w:hAnsi="Times New Roman" w:cs="Times New Roman"/>
-          <w:sz w:val="28"/>
-          <w:szCs w:val="28"/>
-        </w:rPr>
-        <w:t>RadioButton</w:t>
-      </w:r>
-      <w:proofErr w:type="spellEnd"/>
-      <w:r>
-        <w:rPr>
-          <w:rFonts w:ascii="Times New Roman" w:hAnsi="Times New Roman" w:cs="Times New Roman"/>
-          <w:sz w:val="28"/>
-          <w:szCs w:val="28"/>
-        </w:rPr>
-        <w:t xml:space="preserve">) для выбора пакета услуг и </w:t>
-      </w:r>
-      <w:proofErr w:type="spellStart"/>
-      <w:r>
-        <w:rPr>
-          <w:rFonts w:ascii="Times New Roman" w:hAnsi="Times New Roman" w:cs="Times New Roman"/>
-          <w:sz w:val="28"/>
-          <w:szCs w:val="28"/>
-        </w:rPr>
-        <w:t>чекбокс</w:t>
-      </w:r>
-      <w:proofErr w:type="spellEnd"/>
-      <w:r>
-        <w:rPr>
-          <w:rFonts w:ascii="Times New Roman" w:hAnsi="Times New Roman" w:cs="Times New Roman"/>
-          <w:sz w:val="28"/>
-          <w:szCs w:val="28"/>
-        </w:rPr>
-        <w:t xml:space="preserve"> (</w:t>
-      </w:r>
-      <w:proofErr w:type="spellStart"/>
-      <w:r>
-        <w:rPr>
-          <w:rFonts w:ascii="Times New Roman" w:hAnsi="Times New Roman" w:cs="Times New Roman"/>
-          <w:sz w:val="28"/>
-          <w:szCs w:val="28"/>
-        </w:rPr>
-        <w:t>CheckBox</w:t>
-      </w:r>
-      <w:proofErr w:type="spellEnd"/>
-      <w:r>
-        <w:rPr>
-          <w:rFonts w:ascii="Times New Roman" w:hAnsi="Times New Roman" w:cs="Times New Roman"/>
-          <w:sz w:val="28"/>
-          <w:szCs w:val="28"/>
-        </w:rPr>
-        <w:t>) для указ</w:t>
-      </w:r>
-      <w:r>
-        <w:rPr>
-          <w:rFonts w:ascii="Times New Roman" w:hAnsi="Times New Roman" w:cs="Times New Roman"/>
-          <w:sz w:val="28"/>
-          <w:szCs w:val="28"/>
-        </w:rPr>
-        <w:t>а</w:t>
-      </w:r>
-      <w:r>
-        <w:rPr>
-          <w:rFonts w:ascii="Times New Roman" w:hAnsi="Times New Roman" w:cs="Times New Roman"/>
-          <w:sz w:val="28"/>
-          <w:szCs w:val="28"/>
-        </w:rPr>
-        <w:t>ния необходимости дополнительных опций.</w:t>
-      </w:r>
-    </w:p>
-    <w:p>
-      <w:pPr>
-        <w:spacing w:after="0" w:line="240" w:lineRule="auto"/>
-        <w:ind w:firstLine="709"/>
-        <w:jc w:val="both"/>
-        <w:rPr>
-          <w:rFonts w:ascii="Times New Roman" w:hAnsi="Times New Roman" w:cs="Times New Roman"/>
-          <w:b/>
-          <w:sz w:val="28"/>
-          <w:szCs w:val="28"/>
-        </w:rPr>
-      </w:pPr>
-      <w:r>
-        <w:rPr>
-          <w:rFonts w:ascii="Times New Roman" w:hAnsi="Times New Roman" w:cs="Times New Roman"/>
-          <w:b/>
-          <w:sz w:val="28"/>
-          <w:szCs w:val="28"/>
-        </w:rPr>
-        <w:t>Вариант 6.</w:t>
-      </w:r>
-      <w:r>
-        <w:rPr>
-          <w:rFonts w:ascii="Times New Roman" w:hAnsi="Times New Roman" w:cs="Times New Roman"/>
-          <w:b/>
-          <w:sz w:val="28"/>
-          <w:szCs w:val="28"/>
-        </w:rPr>
-        <w:t xml:space="preserve"> </w:t>
-      </w:r>
-      <w:r>
-        <w:rPr>
-          <w:rFonts w:ascii="Times New Roman" w:hAnsi="Times New Roman" w:cs="Times New Roman"/>
-          <w:sz w:val="28"/>
-          <w:szCs w:val="28"/>
-        </w:rPr>
-        <w:t>Текстовое поле (</w:t>
-      </w:r>
-      <w:proofErr w:type="spellStart"/>
-      <w:r>
-        <w:rPr>
-          <w:rFonts w:ascii="Times New Roman" w:hAnsi="Times New Roman" w:cs="Times New Roman"/>
-          <w:sz w:val="28"/>
-          <w:szCs w:val="28"/>
-        </w:rPr>
-        <w:t>TextBox</w:t>
-      </w:r>
-      <w:proofErr w:type="spellEnd"/>
-      <w:r>
-        <w:rPr>
-          <w:rFonts w:ascii="Times New Roman" w:hAnsi="Times New Roman" w:cs="Times New Roman"/>
-          <w:sz w:val="28"/>
-          <w:szCs w:val="28"/>
-        </w:rPr>
-        <w:t>) для ввода описания проблемы, комбинированное меню (</w:t>
-      </w:r>
-      <w:proofErr w:type="spellStart"/>
-      <w:r>
-        <w:rPr>
-          <w:rFonts w:ascii="Times New Roman" w:hAnsi="Times New Roman" w:cs="Times New Roman"/>
-          <w:sz w:val="28"/>
-          <w:szCs w:val="28"/>
-        </w:rPr>
-        <w:t>ComboBox</w:t>
-      </w:r>
-      <w:proofErr w:type="spellEnd"/>
-      <w:r>
-        <w:rPr>
-          <w:rFonts w:ascii="Times New Roman" w:hAnsi="Times New Roman" w:cs="Times New Roman"/>
-          <w:sz w:val="28"/>
-          <w:szCs w:val="28"/>
-        </w:rPr>
-        <w:t xml:space="preserve">) для выбора способа решения, </w:t>
-      </w:r>
-      <w:proofErr w:type="spellStart"/>
-      <w:r>
-        <w:rPr>
-          <w:rFonts w:ascii="Times New Roman" w:hAnsi="Times New Roman" w:cs="Times New Roman"/>
-          <w:sz w:val="28"/>
-          <w:szCs w:val="28"/>
-        </w:rPr>
-        <w:t>ради</w:t>
-      </w:r>
-      <w:r>
-        <w:rPr>
-          <w:rFonts w:ascii="Times New Roman" w:hAnsi="Times New Roman" w:cs="Times New Roman"/>
-          <w:sz w:val="28"/>
-          <w:szCs w:val="28"/>
-        </w:rPr>
-        <w:t>о</w:t>
-      </w:r>
-      <w:r>
-        <w:rPr>
-          <w:rFonts w:ascii="Times New Roman" w:hAnsi="Times New Roman" w:cs="Times New Roman"/>
-          <w:sz w:val="28"/>
-          <w:szCs w:val="28"/>
-        </w:rPr>
-        <w:t>кнопку</w:t>
       </w:r>
       <w:proofErr w:type="spellEnd"/>
       <w:r>
@@ -5100,23 +4383,7 @@
           <w:sz w:val="28"/>
           <w:szCs w:val="28"/>
         </w:rPr>
-        <w:t>р</w:t>
-      </w:r>
-      <w:r>
-        <w:rPr>
-          <w:rFonts w:ascii="Times New Roman" w:hAnsi="Times New Roman" w:cs="Times New Roman"/>
-          <w:sz w:val="28"/>
-          <w:szCs w:val="28"/>
-        </w:rPr>
-        <w:t>а</w:t>
-      </w:r>
-      <w:r>
-        <w:rPr>
-          <w:rFonts w:ascii="Times New Roman" w:hAnsi="Times New Roman" w:cs="Times New Roman"/>
-          <w:sz w:val="28"/>
-          <w:szCs w:val="28"/>
-        </w:rPr>
-        <w:t>диокнопку</w:t>
+        <w:t>радиокнопку</w:t>
       </w:r>
       <w:proofErr w:type="spellEnd"/>
       <w:r>
@@ -5237,23 +4504,7 @@
           <w:sz w:val="28"/>
           <w:szCs w:val="28"/>
         </w:rPr>
-        <w:t>) для ввода имени автора, комбинирова</w:t>
-      </w:r>
-      <w:r>
-        <w:rPr>
-          <w:rFonts w:ascii="Times New Roman" w:hAnsi="Times New Roman" w:cs="Times New Roman"/>
-          <w:sz w:val="28"/>
-          <w:szCs w:val="28"/>
-        </w:rPr>
-        <w:t>н</w:t>
-      </w:r>
-      <w:r>
-        <w:rPr>
-          <w:rFonts w:ascii="Times New Roman" w:hAnsi="Times New Roman" w:cs="Times New Roman"/>
-          <w:sz w:val="28"/>
-          <w:szCs w:val="28"/>
-        </w:rPr>
-        <w:t>ное меню (</w:t>
+        <w:t>) для ввода имени автора, комбинированное меню (</w:t>
       </w:r>
       <w:proofErr w:type="spellStart"/>
       <w:r>
@@ -5427,23 +4678,7 @@
           <w:sz w:val="28"/>
           <w:szCs w:val="28"/>
         </w:rPr>
-        <w:t>ради</w:t>
-      </w:r>
-      <w:r>
-        <w:rPr>
-          <w:rFonts w:ascii="Times New Roman" w:hAnsi="Times New Roman" w:cs="Times New Roman"/>
-          <w:sz w:val="28"/>
-          <w:szCs w:val="28"/>
-        </w:rPr>
-        <w:t>о</w:t>
-      </w:r>
-      <w:r>
-        <w:rPr>
-          <w:rFonts w:ascii="Times New Roman" w:hAnsi="Times New Roman" w:cs="Times New Roman"/>
-          <w:sz w:val="28"/>
-          <w:szCs w:val="28"/>
-        </w:rPr>
-        <w:t>кнопку</w:t>
+        <w:t>радиокнопку</w:t>
       </w:r>
       <w:proofErr w:type="spellEnd"/>
       <w:r>
@@ -5506,23 +4741,7 @@
           <w:sz w:val="28"/>
           <w:szCs w:val="28"/>
         </w:rPr>
-        <w:t>) для указания согласия на получение маркетинговых мат</w:t>
-      </w:r>
-      <w:r>
-        <w:rPr>
-          <w:rFonts w:ascii="Times New Roman" w:hAnsi="Times New Roman" w:cs="Times New Roman"/>
-          <w:sz w:val="28"/>
-          <w:szCs w:val="28"/>
-        </w:rPr>
-        <w:t>е</w:t>
-      </w:r>
-      <w:r>
-        <w:rPr>
-          <w:rFonts w:ascii="Times New Roman" w:hAnsi="Times New Roman" w:cs="Times New Roman"/>
-          <w:sz w:val="28"/>
-          <w:szCs w:val="28"/>
-        </w:rPr>
-        <w:t>риалов.</w:t>
+        <w:t>) для указания согласия на получение маркетинговых материалов.</w:t>
       </w:r>
     </w:p>
     <w:p>
@@ -5579,23 +4798,7 @@
           <w:sz w:val="28"/>
           <w:szCs w:val="28"/>
         </w:rPr>
-        <w:t>) для ввода названия товара, комбинир</w:t>
-      </w:r>
-      <w:r>
-        <w:rPr>
-          <w:rFonts w:ascii="Times New Roman" w:hAnsi="Times New Roman" w:cs="Times New Roman"/>
-          <w:sz w:val="28"/>
-          <w:szCs w:val="28"/>
-        </w:rPr>
-        <w:t>о</w:t>
-      </w:r>
-      <w:r>
-        <w:rPr>
-          <w:rFonts w:ascii="Times New Roman" w:hAnsi="Times New Roman" w:cs="Times New Roman"/>
-          <w:sz w:val="28"/>
-          <w:szCs w:val="28"/>
-        </w:rPr>
-        <w:t>ванное меню (</w:t>
+        <w:t>) для ввода названия товара, комбинированное меню (</w:t>
       </w:r>
       <w:proofErr w:type="spellStart"/>
       <w:r>
@@ -5685,23 +4888,7 @@
           <w:sz w:val="28"/>
           <w:szCs w:val="28"/>
         </w:rPr>
-        <w:t>) для указ</w:t>
-      </w:r>
-      <w:r>
-        <w:rPr>
-          <w:rFonts w:ascii="Times New Roman" w:hAnsi="Times New Roman" w:cs="Times New Roman"/>
-          <w:sz w:val="28"/>
-          <w:szCs w:val="28"/>
-        </w:rPr>
-        <w:t>а</w:t>
-      </w:r>
-      <w:r>
-        <w:rPr>
-          <w:rFonts w:ascii="Times New Roman" w:hAnsi="Times New Roman" w:cs="Times New Roman"/>
-          <w:sz w:val="28"/>
-          <w:szCs w:val="28"/>
-        </w:rPr>
-        <w:t>ния наличия инструкции по применению.</w:t>
+        <w:t>) для указания наличия инструкции по применению.</w:t>
       </w:r>
     </w:p>
     <w:p>
@@ -5715,6 +4902,29 @@
           <w:szCs w:val="28"/>
         </w:rPr>
       </w:pPr>
+    </w:p>
+    <w:p>
+      <w:pPr>
+        <w:spacing w:after="0" w:line="240" w:lineRule="auto"/>
+        <w:jc w:val="center"/>
+        <w:rPr>
+          <w:rFonts w:ascii="Times New Roman" w:hAnsi="Times New Roman"/>
+          <w:b/>
+          <w:i/>
+          <w:sz w:val="28"/>
+          <w:szCs w:val="28"/>
+        </w:rPr>
+      </w:pPr>
+      <w:r>
+        <w:rPr>
+          <w:rFonts w:ascii="Times New Roman" w:hAnsi="Times New Roman"/>
+          <w:b/>
+          <w:i/>
+          <w:sz w:val="28"/>
+          <w:szCs w:val="28"/>
+        </w:rPr>
+        <w:t>Дополнительно:</w:t>
+      </w:r>
     </w:p>
     <w:p>
       <w:pPr>
@@ -5725,7 +4935,6 @@
           <w:right w:val="single" w:sz="4" w:space="4" w:color="auto"/>
         </w:pBdr>
         <w:spacing w:after="0" w:line="240" w:lineRule="auto"/>
-        <w:ind w:firstLine="709"/>
         <w:jc w:val="center"/>
         <w:rPr>
           <w:rFonts w:ascii="Times New Roman" w:hAnsi="Times New Roman" w:cs="Times New Roman"/>
@@ -5788,23 +4997,7 @@
           <w:sz w:val="28"/>
           <w:szCs w:val="28"/>
         </w:rPr>
-        <w:t>). При нажатии на любую из них прои</w:t>
-      </w:r>
-      <w:r>
-        <w:rPr>
-          <w:rFonts w:ascii="Times New Roman" w:hAnsi="Times New Roman" w:cs="Times New Roman"/>
-          <w:sz w:val="28"/>
-          <w:szCs w:val="28"/>
-        </w:rPr>
-        <w:t>с</w:t>
-      </w:r>
-      <w:r>
-        <w:rPr>
-          <w:rFonts w:ascii="Times New Roman" w:hAnsi="Times New Roman" w:cs="Times New Roman"/>
-          <w:sz w:val="28"/>
-          <w:szCs w:val="28"/>
-        </w:rPr>
-        <w:t xml:space="preserve">ходят следующие действия: у некоторых из них параметр </w:t>
+        <w:t xml:space="preserve">). При нажатии на любую из них происходят следующие действия: у некоторых из них параметр </w:t>
       </w:r>
       <w:r>
         <w:rPr>
@@ -5821,23 +5014,7 @@
           <w:sz w:val="28"/>
           <w:szCs w:val="28"/>
         </w:rPr>
-        <w:t xml:space="preserve"> стан</w:t>
-      </w:r>
-      <w:r>
-        <w:rPr>
-          <w:rFonts w:ascii="Times New Roman" w:hAnsi="Times New Roman" w:cs="Times New Roman"/>
-          <w:sz w:val="28"/>
-          <w:szCs w:val="28"/>
-        </w:rPr>
-        <w:t>о</w:t>
-      </w:r>
-      <w:r>
-        <w:rPr>
-          <w:rFonts w:ascii="Times New Roman" w:hAnsi="Times New Roman" w:cs="Times New Roman"/>
-          <w:sz w:val="28"/>
-          <w:szCs w:val="28"/>
-        </w:rPr>
-        <w:t xml:space="preserve">вится равным </w:t>
+        <w:t xml:space="preserve"> становится равным </w:t>
       </w:r>
       <w:r>
         <w:rPr>
@@ -5871,23 +5048,7 @@
           <w:sz w:val="28"/>
           <w:szCs w:val="28"/>
         </w:rPr>
-        <w:t>. Цель пользователя при взаимоде</w:t>
-      </w:r>
-      <w:r>
-        <w:rPr>
-          <w:rFonts w:ascii="Times New Roman" w:hAnsi="Times New Roman" w:cs="Times New Roman"/>
-          <w:sz w:val="28"/>
-          <w:szCs w:val="28"/>
-        </w:rPr>
-        <w:t>й</w:t>
-      </w:r>
-      <w:r>
-        <w:rPr>
-          <w:rFonts w:ascii="Times New Roman" w:hAnsi="Times New Roman" w:cs="Times New Roman"/>
-          <w:sz w:val="28"/>
-          <w:szCs w:val="28"/>
-        </w:rPr>
-        <w:t>ствии с этой программой – скрыть все кнопки.</w:t>
+        <w:t>. Цель пользователя при взаимодействии с этой программой – скрыть все кнопки.</w:t>
       </w:r>
     </w:p>
     <w:p>
@@ -6008,7 +5169,6 @@
           <w:rFonts w:ascii="Times New Roman" w:hAnsi="Times New Roman"/>
           <w:sz w:val="28"/>
           <w:szCs w:val="28"/>
-          <w:lang w:val="en-US"/>
         </w:rPr>
       </w:pPr>
       <w:r>
@@ -6079,23 +5239,7 @@
           <w:sz w:val="28"/>
           <w:szCs w:val="28"/>
         </w:rPr>
-        <w:t>) Чем отличается консольное приложение и приложение с граф</w:t>
-      </w:r>
-      <w:r>
-        <w:rPr>
-          <w:rFonts w:ascii="Times New Roman" w:hAnsi="Times New Roman"/>
-          <w:sz w:val="28"/>
-          <w:szCs w:val="28"/>
-        </w:rPr>
-        <w:t>и</w:t>
-      </w:r>
-      <w:r>
-        <w:rPr>
-          <w:rFonts w:ascii="Times New Roman" w:hAnsi="Times New Roman"/>
-          <w:sz w:val="28"/>
-          <w:szCs w:val="28"/>
-        </w:rPr>
-        <w:t>ческим пользовательским интерфейсом?</w:t>
+        <w:t>) Чем отличается консольное приложение и приложение с графическим пользовательским интерфейсом?</w:t>
       </w:r>
     </w:p>
     <w:p>
